--- a/arb/docx/56.content.docx
+++ b/arb/docx/56.content.docx
@@ -32,23 +32,6 @@
     </w:p>
     <w:p>
       <w:pPr>
-        <w:pStyle w:val="Heading2"/>
-        <w:bidi/>
-      </w:pPr>
-      <w:r>
-        <w:rPr>
-          <w:lang w:val="ar_AE" w:bidi="ar_AE"/>
-        </w:rPr>
-        <w:t>License Information</w:t>
-      </w:r>
-      <w:r>
-        <w:rPr>
-          <w:lang w:val="ar_AE" w:bidi="ar_AE"/>
-        </w:rPr>
-      </w:r>
-    </w:p>
-    <w:p>
-      <w:pPr>
         <w:bidi/>
       </w:pPr>
       <w:r>
@@ -67,13 +50,7 @@
         <w:rPr>
           <w:lang w:val="ar_AE" w:bidi="ar_AE"/>
         </w:rPr>
-        <w:t xml:space="preserve"> (Arabic) is based on</w:t>
-      </w:r>
-      <w:r>
-        <w:rPr>
-          <w:lang w:val="ar_AE" w:bidi="ar_AE"/>
-        </w:rPr>
-        <w:t xml:space="preserve">: </w:t>
+        <w:t xml:space="preserve"> (Arabic) is based on: </w:t>
       </w:r>
       <w:r>
         <w:rPr>
@@ -200,21 +177,6 @@
         <w:pStyle w:val="Heading2"/>
         <w:bidi/>
       </w:pPr>
-      <w:r>
-        <w:rPr>
-          <w:lang w:val="ar_AE" w:bidi="ar_AE"/>
-        </w:rPr>
-      </w:r>
-    </w:p>
-    <w:p>
-      <w:pPr>
-        <w:bidi/>
-      </w:pPr>
-      <w:r>
-        <w:rPr>
-          <w:lang w:val="ar_AE" w:bidi="ar_AE"/>
-        </w:rPr>
-      </w:r>
       <w:r>
         <w:rPr>
           <w:lang w:val="ar_AE" w:bidi="ar_AE"/>

--- a/arb/docx/56.content.docx
+++ b/arb/docx/56.content.docx
@@ -9,6 +9,8 @@
       </w:pPr>
       <w:r>
         <w:rPr>
+          <w:rtl/>
+          <w:cs/>
           <w:lang w:val="ar_AE" w:bidi="ar_AE"/>
         </w:rPr>
       </w:r>
@@ -20,12 +22,16 @@
       </w:pPr>
       <w:r>
         <w:rPr>
+          <w:rtl/>
+          <w:cs/>
           <w:lang w:val="ar_AE" w:bidi="ar_AE"/>
         </w:rPr>
         <w:t>Resource: Arabic Van Dyck Bible</w:t>
       </w:r>
       <w:r>
         <w:rPr>
+          <w:rtl/>
+          <w:cs/>
           <w:lang w:val="ar_AE" w:bidi="ar_AE"/>
         </w:rPr>
       </w:r>
@@ -36,37 +42,33 @@
       </w:pPr>
       <w:r>
         <w:rPr>
+          <w:rtl/>
+          <w:cs/>
           <w:lang w:val="ar_AE" w:bidi="ar_AE"/>
         </w:rPr>
       </w:r>
       <w:r>
         <w:rPr>
           <w:b/>
+          <w:rtl/>
+          <w:cs/>
           <w:lang w:val="ar_AE" w:bidi="ar_AE"/>
         </w:rPr>
         <w:t>Arabic Van Dyck Bible</w:t>
       </w:r>
       <w:r>
         <w:rPr>
-          <w:lang w:val="ar_AE" w:bidi="ar_AE"/>
-        </w:rPr>
-        <w:t xml:space="preserve"> (Arabic) is based on: </w:t>
-      </w:r>
-      <w:r>
-        <w:rPr>
-          <w:lang w:val="ar_AE" w:bidi="ar_AE"/>
-        </w:rPr>
-        <w:t>Van Dyck Bible</w:t>
-      </w:r>
-      <w:r>
-        <w:rPr>
-          <w:lang w:val="ar_AE" w:bidi="ar_AE"/>
-        </w:rPr>
-        <w:t xml:space="preserve">, </w:t>
+          <w:rtl/>
+          <w:cs/>
+          <w:lang w:val="ar_AE" w:bidi="ar_AE"/>
+        </w:rPr>
+        <w:t xml:space="preserve"> © </w:t>
       </w:r>
       <w:hyperlink r:id="rId13">
         <w:r>
           <w:rPr>
+            <w:rtl/>
+            <w:cs/>
             <w:lang w:val="ar_AE" w:bidi="ar_AE"/>
           </w:rPr>
           <w:rPr>
@@ -78,13 +80,17 @@
       </w:hyperlink>
       <w:r>
         <w:rPr>
-          <w:lang w:val="ar_AE" w:bidi="ar_AE"/>
-        </w:rPr>
-        <w:t xml:space="preserve">, None, which is licensed under a </w:t>
+          <w:rtl/>
+          <w:cs/>
+          <w:lang w:val="ar_AE" w:bidi="ar_AE"/>
+        </w:rPr>
+        <w:t xml:space="preserve">, licensed under a </w:t>
       </w:r>
       <w:hyperlink r:id="rId14">
         <w:r>
           <w:rPr>
+            <w:rtl/>
+            <w:cs/>
             <w:lang w:val="ar_AE" w:bidi="ar_AE"/>
           </w:rPr>
           <w:rPr>
@@ -96,49 +102,36 @@
       </w:hyperlink>
       <w:r>
         <w:rPr>
+          <w:rtl/>
+          <w:cs/>
           <w:lang w:val="ar_AE" w:bidi="ar_AE"/>
         </w:rPr>
         <w:t>.</w:t>
       </w:r>
       <w:r>
         <w:rPr>
+          <w:rtl/>
+          <w:cs/>
+          <w:lang w:val="ar_AE" w:bidi="ar_AE"/>
+        </w:rPr>
+      </w:r>
+      <w:r>
+        <w:rPr>
+          <w:rtl/>
+          <w:cs/>
           <w:lang w:val="ar_AE" w:bidi="ar_AE"/>
         </w:rPr>
       </w:r>
     </w:p>
     <w:p>
       <w:pPr>
-        <w:bidi/>
-      </w:pPr>
-      <w:r>
-        <w:rPr>
-          <w:lang w:val="ar_AE" w:bidi="ar_AE"/>
-        </w:rPr>
-      </w:r>
-      <w:r>
-        <w:rPr>
-          <w:lang w:val="ar_AE" w:bidi="ar_AE"/>
-        </w:rPr>
-        <w:t>This PDF version is provided under the same license.</w:t>
-      </w:r>
-      <w:r>
-        <w:rPr>
-          <w:lang w:val="ar_AE" w:bidi="ar_AE"/>
-        </w:rPr>
-      </w:r>
-      <w:r>
-        <w:rPr>
-          <w:lang w:val="ar_AE" w:bidi="ar_AE"/>
-        </w:rPr>
-      </w:r>
-    </w:p>
-    <w:p>
-      <w:pPr>
         <w:pStyle w:val="Heading1"/>
         <w:bidi/>
       </w:pPr>
       <w:r>
         <w:rPr>
+          <w:rtl/>
+          <w:cs/>
           <w:lang w:val="ar_AE" w:bidi="ar_AE"/>
         </w:rPr>
         <w:t>Arabic Van Dyck Bible</w:t>
@@ -168,6 +161,8 @@
       </w:pPr>
       <w:r>
         <w:rPr>
+          <w:rtl/>
+          <w:cs/>
           <w:lang w:val="ar_AE" w:bidi="ar_AE"/>
         </w:rPr>
       </w:r>
@@ -179,6 +174,8 @@
       </w:pPr>
       <w:r>
         <w:rPr>
+          <w:rtl/>
+          <w:cs/>
           <w:lang w:val="ar_AE" w:bidi="ar_AE"/>
         </w:rPr>
       </w:r>
@@ -189,22 +186,30 @@
       </w:pPr>
       <w:r>
         <w:rPr>
-          <w:lang w:val="ar_AE" w:bidi="ar_AE"/>
-        </w:rPr>
-      </w:r>
-      <w:r>
-        <w:rPr>
+          <w:rtl/>
+          <w:cs/>
+          <w:lang w:val="ar_AE" w:bidi="ar_AE"/>
+        </w:rPr>
+      </w:r>
+      <w:r>
+        <w:rPr>
+          <w:rtl/>
+          <w:cs/>
           <w:lang w:val="ar_AE" w:bidi="ar_AE"/>
         </w:rPr>
         <w:t xml:space="preserve"> </w:t>
       </w:r>
       <w:r>
         <w:rPr>
-          <w:lang w:val="ar_AE" w:bidi="ar_AE"/>
-        </w:rPr>
-      </w:r>
-      <w:r>
-        <w:rPr>
+          <w:rtl/>
+          <w:cs/>
+          <w:lang w:val="ar_AE" w:bidi="ar_AE"/>
+        </w:rPr>
+      </w:r>
+      <w:r>
+        <w:rPr>
+          <w:rtl/>
+          <w:cs/>
           <w:lang w:val="ar_AE" w:bidi="ar_AE"/>
         </w:rPr>
       </w:r>
@@ -226,27 +231,506 @@
     </w:p>
     <w:p>
       <w:pPr>
+        <w:pStyle w:val="Heading2"/>
         <w:bidi/>
       </w:pPr>
       <w:r>
         <w:rPr>
+          <w:rtl/>
+          <w:cs/>
+          <w:lang w:val="ar_AE" w:bidi="ar_AE"/>
+        </w:rPr>
+        <w:t>Titus 1:1</w:t>
+      </w:r>
+      <w:r>
+        <w:rPr>
+          <w:rtl/>
+          <w:cs/>
           <w:lang w:val="ar_AE" w:bidi="ar_AE"/>
         </w:rPr>
       </w:r>
     </w:p>
     <w:p>
       <w:pPr>
+        <w:bidi/>
+      </w:pPr>
+      <w:r>
+        <w:rPr>
+          <w:rtl/>
+          <w:cs/>
+          <w:lang w:val="ar_AE" w:bidi="ar_AE"/>
+        </w:rPr>
+      </w:r>
+      <w:r>
+        <w:rPr>
+          <w:vertAlign w:val="superscript"/>
+          <w:rtl/>
+          <w:cs/>
+          <w:lang w:val="ar_AE" w:bidi="ar_AE"/>
+        </w:rPr>
+        <w:t>1</w:t>
+      </w:r>
+      <w:r>
+        <w:rPr>
+          <w:rtl/>
+          <w:cs/>
+          <w:lang w:val="ar_AE" w:bidi="ar_AE"/>
+        </w:rPr>
+        <w:t xml:space="preserve"> بُولُسُ، عَبْدُ ٱللهِ، وَرَسُولُ يَسُوعَ ٱلْمَسِيحِ، لِأَجْلِ إِيمَانِ مُخْتَارِي ٱللهِ وَمَعْرِفَةِ ٱلْحَقِّ، ٱلَّذِي هُوَ حَسَبُ ٱلتَّقْوَى،</w:t>
+      </w:r>
+    </w:p>
+    <w:p>
+      <w:pPr>
+        <w:bidi/>
+      </w:pPr>
+      <w:r>
+        <w:rPr>
+          <w:rtl/>
+          <w:cs/>
+          <w:lang w:val="ar_AE" w:bidi="ar_AE"/>
+        </w:rPr>
+      </w:r>
+      <w:r>
+        <w:rPr>
+          <w:vertAlign w:val="superscript"/>
+          <w:rtl/>
+          <w:cs/>
+          <w:lang w:val="ar_AE" w:bidi="ar_AE"/>
+        </w:rPr>
+        <w:t>2</w:t>
+      </w:r>
+      <w:r>
+        <w:rPr>
+          <w:rtl/>
+          <w:cs/>
+          <w:lang w:val="ar_AE" w:bidi="ar_AE"/>
+        </w:rPr>
+        <w:t xml:space="preserve"> عَلَى رَجَاءِ ٱلْحَيَاةِ ٱلْأَبَدِيَّةِ، ٱلَّتِي وَعَدَ بِهَا ٱللهُ ٱلْمُنَزَّهُ عَنِ ٱلْكَذِبِ، قَبْلَ ٱلْأَزْمِنَةِ ٱلْأَزَلِيَّةِ،</w:t>
+      </w:r>
+    </w:p>
+    <w:p>
+      <w:pPr>
+        <w:bidi/>
+      </w:pPr>
+      <w:r>
+        <w:rPr>
+          <w:rtl/>
+          <w:cs/>
+          <w:lang w:val="ar_AE" w:bidi="ar_AE"/>
+        </w:rPr>
+      </w:r>
+      <w:r>
+        <w:rPr>
+          <w:vertAlign w:val="superscript"/>
+          <w:rtl/>
+          <w:cs/>
+          <w:lang w:val="ar_AE" w:bidi="ar_AE"/>
+        </w:rPr>
+        <w:t>3</w:t>
+      </w:r>
+      <w:r>
+        <w:rPr>
+          <w:rtl/>
+          <w:cs/>
+          <w:lang w:val="ar_AE" w:bidi="ar_AE"/>
+        </w:rPr>
+        <w:t xml:space="preserve"> وَإِنَّمَا أَظْهَرَ كَلِمَتَهُ فِي أَوْقَاتِهَا ٱلْخَاصَّةِ، بِٱلْكِرَازَةِ ٱلَّتِي ٱؤْتُمِنْتُ أَنَا عَلَيْهَا، بِحَسَبِ أَمْرِ مُخَلِّصِنَا ٱللهِ،</w:t>
+      </w:r>
+    </w:p>
+    <w:p>
+      <w:pPr>
+        <w:bidi/>
+      </w:pPr>
+      <w:r>
+        <w:rPr>
+          <w:rtl/>
+          <w:cs/>
+          <w:lang w:val="ar_AE" w:bidi="ar_AE"/>
+        </w:rPr>
+      </w:r>
+      <w:r>
+        <w:rPr>
+          <w:vertAlign w:val="superscript"/>
+          <w:rtl/>
+          <w:cs/>
+          <w:lang w:val="ar_AE" w:bidi="ar_AE"/>
+        </w:rPr>
+        <w:t>4</w:t>
+      </w:r>
+      <w:r>
+        <w:rPr>
+          <w:rtl/>
+          <w:cs/>
+          <w:lang w:val="ar_AE" w:bidi="ar_AE"/>
+        </w:rPr>
+        <w:t xml:space="preserve"> إِلَى تِيطُسَ، ٱلِٱبْنِ ٱلصَّرِيحِ حَسَبَ ٱلْإِيمَانِ ٱلْمُشْتَرَكِ: نِعْمَةٌ وَرَحْمَةٌ وَسَلَامٌ مِنَ ٱللهِ ٱلْآبِ وَٱلرَّبِّ يَسُوعَ ٱلْمَسِيحِ مُخَلِّصِنَا.</w:t>
+      </w:r>
+    </w:p>
+    <w:p>
+      <w:pPr>
+        <w:bidi/>
+      </w:pPr>
+      <w:r>
+        <w:rPr>
+          <w:rtl/>
+          <w:cs/>
+          <w:lang w:val="ar_AE" w:bidi="ar_AE"/>
+        </w:rPr>
+      </w:r>
+      <w:r>
+        <w:rPr>
+          <w:vertAlign w:val="superscript"/>
+          <w:rtl/>
+          <w:cs/>
+          <w:lang w:val="ar_AE" w:bidi="ar_AE"/>
+        </w:rPr>
+        <w:t>5</w:t>
+      </w:r>
+      <w:r>
+        <w:rPr>
+          <w:rtl/>
+          <w:cs/>
+          <w:lang w:val="ar_AE" w:bidi="ar_AE"/>
+        </w:rPr>
+        <w:t xml:space="preserve"> مِنْ أَجْلِ هَذَا تَرَكْتُكَ فِي كِرِيتَ لِكَيْ تُكَمِّلَ تَرْتِيبَ ٱلْأُمُورِ ٱلنَّاقِصَةِ، وَتُقِيمَ فِي كُلِّ مَدِينَةٍ شُيُوخًا كَمَا أَوْصَيْتُكَ.</w:t>
+      </w:r>
+    </w:p>
+    <w:p>
+      <w:pPr>
+        <w:bidi/>
+      </w:pPr>
+      <w:r>
+        <w:rPr>
+          <w:rtl/>
+          <w:cs/>
+          <w:lang w:val="ar_AE" w:bidi="ar_AE"/>
+        </w:rPr>
+      </w:r>
+      <w:r>
+        <w:rPr>
+          <w:vertAlign w:val="superscript"/>
+          <w:rtl/>
+          <w:cs/>
+          <w:lang w:val="ar_AE" w:bidi="ar_AE"/>
+        </w:rPr>
+        <w:t>6</w:t>
+      </w:r>
+      <w:r>
+        <w:rPr>
+          <w:rtl/>
+          <w:cs/>
+          <w:lang w:val="ar_AE" w:bidi="ar_AE"/>
+        </w:rPr>
+        <w:t xml:space="preserve"> إِنْ كَانَ أَحَدٌ بِلَا لَوْمٍ، بَعْلَ ٱمْرَأَةٍ وَاحِدَةٍ، لَهُ أَوْلَادٌ مُؤْمِنُونَ، لَيْسُوا فِي شِكَايَةِ ٱلْخَلَاعَةِ وَلَا مُتَمَرِّدِينَ.</w:t>
+      </w:r>
+    </w:p>
+    <w:p>
+      <w:pPr>
+        <w:bidi/>
+      </w:pPr>
+      <w:r>
+        <w:rPr>
+          <w:rtl/>
+          <w:cs/>
+          <w:lang w:val="ar_AE" w:bidi="ar_AE"/>
+        </w:rPr>
+      </w:r>
+      <w:r>
+        <w:rPr>
+          <w:vertAlign w:val="superscript"/>
+          <w:rtl/>
+          <w:cs/>
+          <w:lang w:val="ar_AE" w:bidi="ar_AE"/>
+        </w:rPr>
+        <w:t>7</w:t>
+      </w:r>
+      <w:r>
+        <w:rPr>
+          <w:rtl/>
+          <w:cs/>
+          <w:lang w:val="ar_AE" w:bidi="ar_AE"/>
+        </w:rPr>
+        <w:t xml:space="preserve"> لِأَنَّهُ يَجِبُ أَنْ يَكُونَ ٱلْأُسْقُفُ: بِلَا لَوْمٍ كَوَكِيلِ ٱللهِ، غَيْرَ مُعْجِبٍ بِنَفْسِهِ، وَلَا غَضُوبٍ، وَلَا مُدْمِنِ ٱلْخَمْرِ، وَلَا ضَرَّابٍ، وَلَا طَامِعٍ فِي ٱلرِّبْحِ ٱلْقَبِيحِ،</w:t>
+      </w:r>
+    </w:p>
+    <w:p>
+      <w:pPr>
+        <w:bidi/>
+      </w:pPr>
+      <w:r>
+        <w:rPr>
+          <w:rtl/>
+          <w:cs/>
+          <w:lang w:val="ar_AE" w:bidi="ar_AE"/>
+        </w:rPr>
+      </w:r>
+      <w:r>
+        <w:rPr>
+          <w:vertAlign w:val="superscript"/>
+          <w:rtl/>
+          <w:cs/>
+          <w:lang w:val="ar_AE" w:bidi="ar_AE"/>
+        </w:rPr>
+        <w:t>8</w:t>
+      </w:r>
+      <w:r>
+        <w:rPr>
+          <w:rtl/>
+          <w:cs/>
+          <w:lang w:val="ar_AE" w:bidi="ar_AE"/>
+        </w:rPr>
+        <w:t xml:space="preserve"> بَلْ مُضِيفًا لِلْغُرَبَاءِ، مُحِبًّا لِلْخَيْرِ، مُتَعَقِّلًا، بَارًّا، وَرِعًا، ضَابِطًا لِنَفْسِهِ،</w:t>
+      </w:r>
+    </w:p>
+    <w:p>
+      <w:pPr>
+        <w:bidi/>
+      </w:pPr>
+      <w:r>
+        <w:rPr>
+          <w:rtl/>
+          <w:cs/>
+          <w:lang w:val="ar_AE" w:bidi="ar_AE"/>
+        </w:rPr>
+      </w:r>
+      <w:r>
+        <w:rPr>
+          <w:vertAlign w:val="superscript"/>
+          <w:rtl/>
+          <w:cs/>
+          <w:lang w:val="ar_AE" w:bidi="ar_AE"/>
+        </w:rPr>
+        <w:t>9</w:t>
+      </w:r>
+      <w:r>
+        <w:rPr>
+          <w:rtl/>
+          <w:cs/>
+          <w:lang w:val="ar_AE" w:bidi="ar_AE"/>
+        </w:rPr>
+        <w:t xml:space="preserve"> مُلَازِمًا لِلْكَلِمَةِ ٱلصَّادِقَةِ ٱلَّتِي بِحَسَبِ ٱلتَّعْلِيمِ، لِكَيْ يَكُونَ قَادِرًا أَنْ يَعِظَ بِٱلتَّعْلِيمِ ٱلصَّحِيحِ وَيُوَبِّخَ ٱلْمُنَاقِضِينَ.</w:t>
+      </w:r>
+    </w:p>
+    <w:p>
+      <w:pPr>
+        <w:bidi/>
+      </w:pPr>
+      <w:r>
+        <w:rPr>
+          <w:rtl/>
+          <w:cs/>
+          <w:lang w:val="ar_AE" w:bidi="ar_AE"/>
+        </w:rPr>
+      </w:r>
+      <w:r>
+        <w:rPr>
+          <w:vertAlign w:val="superscript"/>
+          <w:rtl/>
+          <w:cs/>
+          <w:lang w:val="ar_AE" w:bidi="ar_AE"/>
+        </w:rPr>
+        <w:t>10</w:t>
+      </w:r>
+      <w:r>
+        <w:rPr>
+          <w:rtl/>
+          <w:cs/>
+          <w:lang w:val="ar_AE" w:bidi="ar_AE"/>
+        </w:rPr>
+        <w:t xml:space="preserve"> فَإِنَّهُ يُوجَدُ كَثِيرُونَ مُتَمَرِّدِينَ يَتَكَلَّمُونَ بِٱلْبَاطِلِ، وَيَخْدَعُونَ ٱلْعُقُولَ، وَلَاسِيَّمَا ٱلَّذِينَ مِنَ ٱلْخِتَانِ،</w:t>
+      </w:r>
+    </w:p>
+    <w:p>
+      <w:pPr>
+        <w:bidi/>
+      </w:pPr>
+      <w:r>
+        <w:rPr>
+          <w:rtl/>
+          <w:cs/>
+          <w:lang w:val="ar_AE" w:bidi="ar_AE"/>
+        </w:rPr>
+      </w:r>
+      <w:r>
+        <w:rPr>
+          <w:vertAlign w:val="superscript"/>
+          <w:rtl/>
+          <w:cs/>
+          <w:lang w:val="ar_AE" w:bidi="ar_AE"/>
+        </w:rPr>
+        <w:t>11</w:t>
+      </w:r>
+      <w:r>
+        <w:rPr>
+          <w:rtl/>
+          <w:cs/>
+          <w:lang w:val="ar_AE" w:bidi="ar_AE"/>
+        </w:rPr>
+        <w:t xml:space="preserve"> ٱلَّذِينَ يَجِبُ سَدُّ أَفْوَاهِهِمْ، فَإِنَّهُمْ يَقْلِبُونَ بُيُوتًا بِجُمْلَتِهَا، مُعَلِّمِينَ مَا لَا يَجِبُ، مِنْ أَجْلِ ٱلرِّبْحِ ٱلْقَبِيحِ.</w:t>
+      </w:r>
+    </w:p>
+    <w:p>
+      <w:pPr>
+        <w:bidi/>
+      </w:pPr>
+      <w:r>
+        <w:rPr>
+          <w:rtl/>
+          <w:cs/>
+          <w:lang w:val="ar_AE" w:bidi="ar_AE"/>
+        </w:rPr>
+      </w:r>
+      <w:r>
+        <w:rPr>
+          <w:vertAlign w:val="superscript"/>
+          <w:rtl/>
+          <w:cs/>
+          <w:lang w:val="ar_AE" w:bidi="ar_AE"/>
+        </w:rPr>
+        <w:t>12</w:t>
+      </w:r>
+      <w:r>
+        <w:rPr>
+          <w:rtl/>
+          <w:cs/>
+          <w:lang w:val="ar_AE" w:bidi="ar_AE"/>
+        </w:rPr>
+        <w:t xml:space="preserve"> قَالَ وَاحِدٌ مِنْهُمْ، وَهُوَ نَبِيٌّ لَهُمْ خَاصٌّ: «ٱلْكِرِيتِيُّونَ دَائِمًا كَذَّابُونَ. وُحُوشٌ رَدِيَّةٌ. بُطُونٌ بَطَّالَةٌ».</w:t>
+      </w:r>
+    </w:p>
+    <w:p>
+      <w:pPr>
+        <w:bidi/>
+      </w:pPr>
+      <w:r>
+        <w:rPr>
+          <w:rtl/>
+          <w:cs/>
+          <w:lang w:val="ar_AE" w:bidi="ar_AE"/>
+        </w:rPr>
+      </w:r>
+      <w:r>
+        <w:rPr>
+          <w:vertAlign w:val="superscript"/>
+          <w:rtl/>
+          <w:cs/>
+          <w:lang w:val="ar_AE" w:bidi="ar_AE"/>
+        </w:rPr>
+        <w:t>13</w:t>
+      </w:r>
+      <w:r>
+        <w:rPr>
+          <w:rtl/>
+          <w:cs/>
+          <w:lang w:val="ar_AE" w:bidi="ar_AE"/>
+        </w:rPr>
+        <w:t xml:space="preserve"> هَذِهِ ٱلشَّهَادَةُ صَادِقَةٌ. فَلِهَذَا ٱلسَّبَبِ وَبِّخْهُمْ بِصَرَامَةٍ لِكَيْ يَكُونُوا أَصِحَّاءَ فِي ٱلْإِيمَانِ،</w:t>
+      </w:r>
+    </w:p>
+    <w:p>
+      <w:pPr>
+        <w:bidi/>
+      </w:pPr>
+      <w:r>
+        <w:rPr>
+          <w:rtl/>
+          <w:cs/>
+          <w:lang w:val="ar_AE" w:bidi="ar_AE"/>
+        </w:rPr>
+      </w:r>
+      <w:r>
+        <w:rPr>
+          <w:vertAlign w:val="superscript"/>
+          <w:rtl/>
+          <w:cs/>
+          <w:lang w:val="ar_AE" w:bidi="ar_AE"/>
+        </w:rPr>
+        <w:t>14</w:t>
+      </w:r>
+      <w:r>
+        <w:rPr>
+          <w:rtl/>
+          <w:cs/>
+          <w:lang w:val="ar_AE" w:bidi="ar_AE"/>
+        </w:rPr>
+        <w:t xml:space="preserve"> لَا يُصْغُونَ إِلَى خُرَافَاتٍ يَهُودِيَّةٍ، وَوَصَايَا أُنَاسٍ مُرْتَدِّينَ عَنِ ٱلْحَقِّ.</w:t>
+      </w:r>
+    </w:p>
+    <w:p>
+      <w:pPr>
+        <w:bidi/>
+      </w:pPr>
+      <w:r>
+        <w:rPr>
+          <w:rtl/>
+          <w:cs/>
+          <w:lang w:val="ar_AE" w:bidi="ar_AE"/>
+        </w:rPr>
+      </w:r>
+      <w:r>
+        <w:rPr>
+          <w:vertAlign w:val="superscript"/>
+          <w:rtl/>
+          <w:cs/>
+          <w:lang w:val="ar_AE" w:bidi="ar_AE"/>
+        </w:rPr>
+        <w:t>15</w:t>
+      </w:r>
+      <w:r>
+        <w:rPr>
+          <w:rtl/>
+          <w:cs/>
+          <w:lang w:val="ar_AE" w:bidi="ar_AE"/>
+        </w:rPr>
+        <w:t xml:space="preserve"> كُلُّ شَيْءٍ طَاهِرٌ لِلطَّاهِرِينَ، وَأَمَّا لِلنَّجِسِينَ وَغَيْرِ ٱلْمُؤْمِنِينَ فَلَيْسَ شَيْءٌ طَاهِرًا، بَلْ قَدْ تَنَجَّسَ ذِهْنُهُمْ أَيْضًا وَضَمِيرُهُمْ.</w:t>
+      </w:r>
+    </w:p>
+    <w:p>
+      <w:pPr>
+        <w:bidi/>
+      </w:pPr>
+      <w:r>
+        <w:rPr>
+          <w:rtl/>
+          <w:cs/>
+          <w:lang w:val="ar_AE" w:bidi="ar_AE"/>
+        </w:rPr>
+      </w:r>
+      <w:r>
+        <w:rPr>
+          <w:vertAlign w:val="superscript"/>
+          <w:rtl/>
+          <w:cs/>
+          <w:lang w:val="ar_AE" w:bidi="ar_AE"/>
+        </w:rPr>
+        <w:t>16</w:t>
+      </w:r>
+      <w:r>
+        <w:rPr>
+          <w:rtl/>
+          <w:cs/>
+          <w:lang w:val="ar_AE" w:bidi="ar_AE"/>
+        </w:rPr>
+        <w:t xml:space="preserve"> يَعْتَرِفُونَ بِأَنَّهُمْ يَعْرِفُونَ ٱللهَ، وَلَكِنَّهُمْ بِٱلْأَعْمَالِ يُنْكِرُونَهُ، إِذْ هُمْ رَجِسُونَ غَيْرُ طَائِعِينَ، وَمِنْ جِهَةِ كُلِّ عَمَلٍ صَالِحٍ مَرْفُوضُونَ.</w:t>
+      </w:r>
+    </w:p>
+    <w:p>
+      <w:pPr>
         <w:pStyle w:val="Heading2"/>
         <w:bidi/>
       </w:pPr>
       <w:r>
         <w:rPr>
-          <w:lang w:val="ar_AE" w:bidi="ar_AE"/>
-        </w:rPr>
-        <w:t>Titus 1:1</w:t>
-      </w:r>
-      <w:r>
-        <w:rPr>
+          <w:rtl/>
+          <w:cs/>
+          <w:lang w:val="ar_AE" w:bidi="ar_AE"/>
+        </w:rPr>
+        <w:t>Titus 2:1</w:t>
+      </w:r>
+      <w:r>
+        <w:rPr>
+          <w:rtl/>
+          <w:cs/>
           <w:lang w:val="ar_AE" w:bidi="ar_AE"/>
         </w:rPr>
       </w:r>
@@ -257,31 +741,27 @@
       </w:pPr>
       <w:r>
         <w:rPr>
+          <w:rtl/>
+          <w:cs/>
           <w:lang w:val="ar_AE" w:bidi="ar_AE"/>
         </w:rPr>
       </w:r>
       <w:r>
         <w:rPr>
           <w:vertAlign w:val="superscript"/>
+          <w:rtl/>
+          <w:cs/>
           <w:lang w:val="ar_AE" w:bidi="ar_AE"/>
         </w:rPr>
         <w:t>1</w:t>
       </w:r>
       <w:r>
         <w:rPr>
-          <w:lang w:val="ar_AE" w:bidi="ar_AE"/>
-        </w:rPr>
-        <w:t xml:space="preserve"> بُولُسُ، عَبْدُ ٱللهِ، وَرَسُولُ يَسُوعَ ٱلْمَسِيحِ، لِأَجْلِ إِيمَانِ مُخْتَارِي ٱللهِ وَمَعْرِفَةِ ٱلْحَقِّ، ٱلَّذِي هُوَ حَسَبُ ٱلتَّقْوَى،</w:t>
-      </w:r>
-      <w:r>
-        <w:rPr>
-          <w:lang w:val="ar_AE" w:bidi="ar_AE"/>
-        </w:rPr>
-      </w:r>
-      <w:r>
-        <w:rPr>
-          <w:lang w:val="ar_AE" w:bidi="ar_AE"/>
-        </w:rPr>
+          <w:rtl/>
+          <w:cs/>
+          <w:lang w:val="ar_AE" w:bidi="ar_AE"/>
+        </w:rPr>
+        <w:t xml:space="preserve"> وَأَمَّا أَنْتَ فَتَكَلَّمْ بِمَا يَلِيقُ بِٱلتَّعْلِيمِ ٱلصَّحِيحِ:</w:t>
       </w:r>
     </w:p>
     <w:p>
@@ -290,8 +770,27 @@
       </w:pPr>
       <w:r>
         <w:rPr>
-          <w:lang w:val="ar_AE" w:bidi="ar_AE"/>
-        </w:rPr>
+          <w:rtl/>
+          <w:cs/>
+          <w:lang w:val="ar_AE" w:bidi="ar_AE"/>
+        </w:rPr>
+      </w:r>
+      <w:r>
+        <w:rPr>
+          <w:vertAlign w:val="superscript"/>
+          <w:rtl/>
+          <w:cs/>
+          <w:lang w:val="ar_AE" w:bidi="ar_AE"/>
+        </w:rPr>
+        <w:t>2</w:t>
+      </w:r>
+      <w:r>
+        <w:rPr>
+          <w:rtl/>
+          <w:cs/>
+          <w:lang w:val="ar_AE" w:bidi="ar_AE"/>
+        </w:rPr>
+        <w:t xml:space="preserve"> أَنْ يَكُونَ ٱلْأَشْيَاخُ: صَاحِينَ، ذَوِي وَقَارٍ، مُتَعَقِّلِينَ، أَصِحَّاءَ فِي ٱلْإِيمَانِ وَٱلْمَحَبَّةِ وَٱلصَّبْرِ.</w:t>
       </w:r>
     </w:p>
     <w:p>
@@ -300,31 +799,27 @@
       </w:pPr>
       <w:r>
         <w:rPr>
+          <w:rtl/>
+          <w:cs/>
           <w:lang w:val="ar_AE" w:bidi="ar_AE"/>
         </w:rPr>
       </w:r>
       <w:r>
         <w:rPr>
           <w:vertAlign w:val="superscript"/>
-          <w:lang w:val="ar_AE" w:bidi="ar_AE"/>
-        </w:rPr>
-        <w:t>2</w:t>
-      </w:r>
-      <w:r>
-        <w:rPr>
-          <w:lang w:val="ar_AE" w:bidi="ar_AE"/>
-        </w:rPr>
-        <w:t xml:space="preserve"> عَلَى رَجَاءِ ٱلْحَيَاةِ ٱلْأَبَدِيَّةِ، ٱلَّتِي وَعَدَ بِهَا ٱللهُ ٱلْمُنَزَّهُ عَنِ ٱلْكَذِبِ، قَبْلَ ٱلْأَزْمِنَةِ ٱلْأَزَلِيَّةِ،</w:t>
-      </w:r>
-      <w:r>
-        <w:rPr>
-          <w:lang w:val="ar_AE" w:bidi="ar_AE"/>
-        </w:rPr>
-      </w:r>
-      <w:r>
-        <w:rPr>
-          <w:lang w:val="ar_AE" w:bidi="ar_AE"/>
-        </w:rPr>
+          <w:rtl/>
+          <w:cs/>
+          <w:lang w:val="ar_AE" w:bidi="ar_AE"/>
+        </w:rPr>
+        <w:t>3</w:t>
+      </w:r>
+      <w:r>
+        <w:rPr>
+          <w:rtl/>
+          <w:cs/>
+          <w:lang w:val="ar_AE" w:bidi="ar_AE"/>
+        </w:rPr>
+        <w:t xml:space="preserve"> كَذَلِكَ ٱلْعَجَائِزُ: فِي سِيرَةٍ تَلِيقُ بِٱلْقَدَاسَةِ، غَيْرَ ثَالِبَاتٍ، غَيْرَ مُسْتَعْبَدَاتٍ لِلْخَمْرِ ٱلْكَثِيرِ، مُعَلِّمَاتٍ ٱلصَّلَاحَ،</w:t>
       </w:r>
     </w:p>
     <w:p>
@@ -333,8 +828,27 @@
       </w:pPr>
       <w:r>
         <w:rPr>
-          <w:lang w:val="ar_AE" w:bidi="ar_AE"/>
-        </w:rPr>
+          <w:rtl/>
+          <w:cs/>
+          <w:lang w:val="ar_AE" w:bidi="ar_AE"/>
+        </w:rPr>
+      </w:r>
+      <w:r>
+        <w:rPr>
+          <w:vertAlign w:val="superscript"/>
+          <w:rtl/>
+          <w:cs/>
+          <w:lang w:val="ar_AE" w:bidi="ar_AE"/>
+        </w:rPr>
+        <w:t>4</w:t>
+      </w:r>
+      <w:r>
+        <w:rPr>
+          <w:rtl/>
+          <w:cs/>
+          <w:lang w:val="ar_AE" w:bidi="ar_AE"/>
+        </w:rPr>
+        <w:t xml:space="preserve"> لِكَيْ يَنْصَحْنَ ٱلْحَدَثَاتِ أَنْ يَكُنَّ مُحِبَّاتٍ لِرِجَالِهِنَّ وَيُحْبِبْنَ أَوْلَادَهُنَّ،</w:t>
       </w:r>
     </w:p>
     <w:p>
@@ -343,31 +857,27 @@
       </w:pPr>
       <w:r>
         <w:rPr>
+          <w:rtl/>
+          <w:cs/>
           <w:lang w:val="ar_AE" w:bidi="ar_AE"/>
         </w:rPr>
       </w:r>
       <w:r>
         <w:rPr>
           <w:vertAlign w:val="superscript"/>
-          <w:lang w:val="ar_AE" w:bidi="ar_AE"/>
-        </w:rPr>
-        <w:t>3</w:t>
-      </w:r>
-      <w:r>
-        <w:rPr>
-          <w:lang w:val="ar_AE" w:bidi="ar_AE"/>
-        </w:rPr>
-        <w:t xml:space="preserve"> وَإِنَّمَا أَظْهَرَ كَلِمَتَهُ فِي أَوْقَاتِهَا ٱلْخَاصَّةِ، بِٱلْكِرَازَةِ ٱلَّتِي ٱؤْتُمِنْتُ أَنَا عَلَيْهَا، بِحَسَبِ أَمْرِ مُخَلِّصِنَا ٱللهِ،</w:t>
-      </w:r>
-      <w:r>
-        <w:rPr>
-          <w:lang w:val="ar_AE" w:bidi="ar_AE"/>
-        </w:rPr>
-      </w:r>
-      <w:r>
-        <w:rPr>
-          <w:lang w:val="ar_AE" w:bidi="ar_AE"/>
-        </w:rPr>
+          <w:rtl/>
+          <w:cs/>
+          <w:lang w:val="ar_AE" w:bidi="ar_AE"/>
+        </w:rPr>
+        <w:t>5</w:t>
+      </w:r>
+      <w:r>
+        <w:rPr>
+          <w:rtl/>
+          <w:cs/>
+          <w:lang w:val="ar_AE" w:bidi="ar_AE"/>
+        </w:rPr>
+        <w:t xml:space="preserve"> مُتَعَقِّلَاتٍ، عَفِيفَاتٍ، مُلَازِمَاتٍ بُيُوتَهُنَّ، صَالِحَاتٍ، خَاضِعَاتٍ لِرِجَالِهِنَّ، لِكَيْ لَا يُجَدَّفَ عَلَى كَلِمَةِ ٱللهِ.</w:t>
       </w:r>
     </w:p>
     <w:p>
@@ -376,8 +886,27 @@
       </w:pPr>
       <w:r>
         <w:rPr>
-          <w:lang w:val="ar_AE" w:bidi="ar_AE"/>
-        </w:rPr>
+          <w:rtl/>
+          <w:cs/>
+          <w:lang w:val="ar_AE" w:bidi="ar_AE"/>
+        </w:rPr>
+      </w:r>
+      <w:r>
+        <w:rPr>
+          <w:vertAlign w:val="superscript"/>
+          <w:rtl/>
+          <w:cs/>
+          <w:lang w:val="ar_AE" w:bidi="ar_AE"/>
+        </w:rPr>
+        <w:t>6</w:t>
+      </w:r>
+      <w:r>
+        <w:rPr>
+          <w:rtl/>
+          <w:cs/>
+          <w:lang w:val="ar_AE" w:bidi="ar_AE"/>
+        </w:rPr>
+        <w:t xml:space="preserve"> كَذَلِكَ عِظِ ٱلْأَحْدَاثَ أَنْ يَكُونُوا مُتَعَقِّلِينَ،</w:t>
       </w:r>
     </w:p>
     <w:p>
@@ -386,31 +915,27 @@
       </w:pPr>
       <w:r>
         <w:rPr>
+          <w:rtl/>
+          <w:cs/>
           <w:lang w:val="ar_AE" w:bidi="ar_AE"/>
         </w:rPr>
       </w:r>
       <w:r>
         <w:rPr>
           <w:vertAlign w:val="superscript"/>
-          <w:lang w:val="ar_AE" w:bidi="ar_AE"/>
-        </w:rPr>
-        <w:t>4</w:t>
-      </w:r>
-      <w:r>
-        <w:rPr>
-          <w:lang w:val="ar_AE" w:bidi="ar_AE"/>
-        </w:rPr>
-        <w:t xml:space="preserve"> إِلَى تِيطُسَ، ٱلِٱبْنِ ٱلصَّرِيحِ حَسَبَ ٱلْإِيمَانِ ٱلْمُشْتَرَكِ: نِعْمَةٌ وَرَحْمَةٌ وَسَلَامٌ مِنَ ٱللهِ ٱلْآبِ وَٱلرَّبِّ يَسُوعَ ٱلْمَسِيحِ مُخَلِّصِنَا.</w:t>
-      </w:r>
-      <w:r>
-        <w:rPr>
-          <w:lang w:val="ar_AE" w:bidi="ar_AE"/>
-        </w:rPr>
-      </w:r>
-      <w:r>
-        <w:rPr>
-          <w:lang w:val="ar_AE" w:bidi="ar_AE"/>
-        </w:rPr>
+          <w:rtl/>
+          <w:cs/>
+          <w:lang w:val="ar_AE" w:bidi="ar_AE"/>
+        </w:rPr>
+        <w:t>7</w:t>
+      </w:r>
+      <w:r>
+        <w:rPr>
+          <w:rtl/>
+          <w:cs/>
+          <w:lang w:val="ar_AE" w:bidi="ar_AE"/>
+        </w:rPr>
+        <w:t xml:space="preserve"> مُقَدِّمًا نَفْسَكَ فِي كُلِّ شَيْءٍ قُدْوَةً لِلْأَعْمَالِ ٱلْحَسَنَةِ، وَمُقَدِّمًا فِي ٱلتَّعْلِيمِ نَقَاوَةً، وَوَقَارًا، وَإِخْلَاصًا،</w:t>
       </w:r>
     </w:p>
     <w:p>
@@ -419,8 +944,27 @@
       </w:pPr>
       <w:r>
         <w:rPr>
-          <w:lang w:val="ar_AE" w:bidi="ar_AE"/>
-        </w:rPr>
+          <w:rtl/>
+          <w:cs/>
+          <w:lang w:val="ar_AE" w:bidi="ar_AE"/>
+        </w:rPr>
+      </w:r>
+      <w:r>
+        <w:rPr>
+          <w:vertAlign w:val="superscript"/>
+          <w:rtl/>
+          <w:cs/>
+          <w:lang w:val="ar_AE" w:bidi="ar_AE"/>
+        </w:rPr>
+        <w:t>8</w:t>
+      </w:r>
+      <w:r>
+        <w:rPr>
+          <w:rtl/>
+          <w:cs/>
+          <w:lang w:val="ar_AE" w:bidi="ar_AE"/>
+        </w:rPr>
+        <w:t xml:space="preserve"> وَكَلَامًا صَحِيحًا غَيْرَ مَلُومٍ، لِكَيْ يُخْزَى ٱلْمُضَادُّ، إِذْ لَيْسَ لَهُ شَيْءٌ رَدِيءٌ يَقُولُهُ عَنْكُمْ.</w:t>
       </w:r>
     </w:p>
     <w:p>
@@ -429,31 +973,27 @@
       </w:pPr>
       <w:r>
         <w:rPr>
+          <w:rtl/>
+          <w:cs/>
           <w:lang w:val="ar_AE" w:bidi="ar_AE"/>
         </w:rPr>
       </w:r>
       <w:r>
         <w:rPr>
           <w:vertAlign w:val="superscript"/>
-          <w:lang w:val="ar_AE" w:bidi="ar_AE"/>
-        </w:rPr>
-        <w:t>5</w:t>
-      </w:r>
-      <w:r>
-        <w:rPr>
-          <w:lang w:val="ar_AE" w:bidi="ar_AE"/>
-        </w:rPr>
-        <w:t xml:space="preserve"> مِنْ أَجْلِ هَذَا تَرَكْتُكَ فِي كِرِيتَ لِكَيْ تُكَمِّلَ تَرْتِيبَ ٱلْأُمُورِ ٱلنَّاقِصَةِ، وَتُقِيمَ فِي كُلِّ مَدِينَةٍ شُيُوخًا كَمَا أَوْصَيْتُكَ.</w:t>
-      </w:r>
-      <w:r>
-        <w:rPr>
-          <w:lang w:val="ar_AE" w:bidi="ar_AE"/>
-        </w:rPr>
-      </w:r>
-      <w:r>
-        <w:rPr>
-          <w:lang w:val="ar_AE" w:bidi="ar_AE"/>
-        </w:rPr>
+          <w:rtl/>
+          <w:cs/>
+          <w:lang w:val="ar_AE" w:bidi="ar_AE"/>
+        </w:rPr>
+        <w:t>9</w:t>
+      </w:r>
+      <w:r>
+        <w:rPr>
+          <w:rtl/>
+          <w:cs/>
+          <w:lang w:val="ar_AE" w:bidi="ar_AE"/>
+        </w:rPr>
+        <w:t xml:space="preserve"> وَٱلْعَبِيدَ أَنْ يَخْضَعُوا لِسَادَتِهِمْ، وَيُرْضُوهُمْ فِي كُلِّ شَيْءٍ، غَيْرَ مُنَاقِضِينَ،</w:t>
       </w:r>
     </w:p>
     <w:p>
@@ -462,8 +1002,27 @@
       </w:pPr>
       <w:r>
         <w:rPr>
-          <w:lang w:val="ar_AE" w:bidi="ar_AE"/>
-        </w:rPr>
+          <w:rtl/>
+          <w:cs/>
+          <w:lang w:val="ar_AE" w:bidi="ar_AE"/>
+        </w:rPr>
+      </w:r>
+      <w:r>
+        <w:rPr>
+          <w:vertAlign w:val="superscript"/>
+          <w:rtl/>
+          <w:cs/>
+          <w:lang w:val="ar_AE" w:bidi="ar_AE"/>
+        </w:rPr>
+        <w:t>10</w:t>
+      </w:r>
+      <w:r>
+        <w:rPr>
+          <w:rtl/>
+          <w:cs/>
+          <w:lang w:val="ar_AE" w:bidi="ar_AE"/>
+        </w:rPr>
+        <w:t xml:space="preserve"> غَيْرَ مُخْتَلِسِينَ، بَلْ مُقَدِّمِينَ كُلَّ أَمَانَةٍ صَالِحَةٍ، لِكَيْ يُزَيِّنُوا تَعْلِيمَ مُخَلِّصِنَا ٱللهِ فِي كُلِّ شَيْءٍ.</w:t>
       </w:r>
     </w:p>
     <w:p>
@@ -472,31 +1031,27 @@
       </w:pPr>
       <w:r>
         <w:rPr>
+          <w:rtl/>
+          <w:cs/>
           <w:lang w:val="ar_AE" w:bidi="ar_AE"/>
         </w:rPr>
       </w:r>
       <w:r>
         <w:rPr>
           <w:vertAlign w:val="superscript"/>
-          <w:lang w:val="ar_AE" w:bidi="ar_AE"/>
-        </w:rPr>
-        <w:t>6</w:t>
-      </w:r>
-      <w:r>
-        <w:rPr>
-          <w:lang w:val="ar_AE" w:bidi="ar_AE"/>
-        </w:rPr>
-        <w:t xml:space="preserve"> إِنْ كَانَ أَحَدٌ بِلَا لَوْمٍ، بَعْلَ ٱمْرَأَةٍ وَاحِدَةٍ، لَهُ أَوْلَادٌ مُؤْمِنُونَ، لَيْسُوا فِي شِكَايَةِ ٱلْخَلَاعَةِ وَلَا مُتَمَرِّدِينَ.</w:t>
-      </w:r>
-      <w:r>
-        <w:rPr>
-          <w:lang w:val="ar_AE" w:bidi="ar_AE"/>
-        </w:rPr>
-      </w:r>
-      <w:r>
-        <w:rPr>
-          <w:lang w:val="ar_AE" w:bidi="ar_AE"/>
-        </w:rPr>
+          <w:rtl/>
+          <w:cs/>
+          <w:lang w:val="ar_AE" w:bidi="ar_AE"/>
+        </w:rPr>
+        <w:t>11</w:t>
+      </w:r>
+      <w:r>
+        <w:rPr>
+          <w:rtl/>
+          <w:cs/>
+          <w:lang w:val="ar_AE" w:bidi="ar_AE"/>
+        </w:rPr>
+        <w:t xml:space="preserve"> لِأَنَّهُ قَدْ ظَهَرَتْ نِعْمَةُ ٱللهِ ٱلْمُخَلِّصَةُ لِجَمِيعِ ٱلنَّاسِ،</w:t>
       </w:r>
     </w:p>
     <w:p>
@@ -505,8 +1060,27 @@
       </w:pPr>
       <w:r>
         <w:rPr>
-          <w:lang w:val="ar_AE" w:bidi="ar_AE"/>
-        </w:rPr>
+          <w:rtl/>
+          <w:cs/>
+          <w:lang w:val="ar_AE" w:bidi="ar_AE"/>
+        </w:rPr>
+      </w:r>
+      <w:r>
+        <w:rPr>
+          <w:vertAlign w:val="superscript"/>
+          <w:rtl/>
+          <w:cs/>
+          <w:lang w:val="ar_AE" w:bidi="ar_AE"/>
+        </w:rPr>
+        <w:t>12</w:t>
+      </w:r>
+      <w:r>
+        <w:rPr>
+          <w:rtl/>
+          <w:cs/>
+          <w:lang w:val="ar_AE" w:bidi="ar_AE"/>
+        </w:rPr>
+        <w:t xml:space="preserve"> مُعَلِّمَةً إِيَّانَا أَنْ نُنْكِرَ ٱلْفُجُورَ وَٱلشَّهَوَاتِ ٱلْعَالَمِيَّةَ، وَنَعِيشَ بِٱلتَّعَقُّلِ وَٱلْبِرِّ وَٱلتَّقْوَى فِي ٱلْعَالَمِ ٱلْحَاضِرِ،</w:t>
       </w:r>
     </w:p>
     <w:p>
@@ -515,31 +1089,27 @@
       </w:pPr>
       <w:r>
         <w:rPr>
+          <w:rtl/>
+          <w:cs/>
           <w:lang w:val="ar_AE" w:bidi="ar_AE"/>
         </w:rPr>
       </w:r>
       <w:r>
         <w:rPr>
           <w:vertAlign w:val="superscript"/>
-          <w:lang w:val="ar_AE" w:bidi="ar_AE"/>
-        </w:rPr>
-        <w:t>7</w:t>
-      </w:r>
-      <w:r>
-        <w:rPr>
-          <w:lang w:val="ar_AE" w:bidi="ar_AE"/>
-        </w:rPr>
-        <w:t xml:space="preserve"> لِأَنَّهُ يَجِبُ أَنْ يَكُونَ ٱلْأُسْقُفُ: بِلَا لَوْمٍ كَوَكِيلِ ٱللهِ، غَيْرَ مُعْجِبٍ بِنَفْسِهِ، وَلَا غَضُوبٍ، وَلَا مُدْمِنِ ٱلْخَمْرِ، وَلَا ضَرَّابٍ، وَلَا طَامِعٍ فِي ٱلرِّبْحِ ٱلْقَبِيحِ،</w:t>
-      </w:r>
-      <w:r>
-        <w:rPr>
-          <w:lang w:val="ar_AE" w:bidi="ar_AE"/>
-        </w:rPr>
-      </w:r>
-      <w:r>
-        <w:rPr>
-          <w:lang w:val="ar_AE" w:bidi="ar_AE"/>
-        </w:rPr>
+          <w:rtl/>
+          <w:cs/>
+          <w:lang w:val="ar_AE" w:bidi="ar_AE"/>
+        </w:rPr>
+        <w:t>13</w:t>
+      </w:r>
+      <w:r>
+        <w:rPr>
+          <w:rtl/>
+          <w:cs/>
+          <w:lang w:val="ar_AE" w:bidi="ar_AE"/>
+        </w:rPr>
+        <w:t xml:space="preserve"> مُنْتَظِرِينَ ٱلرَّجَاءَ ٱلْمُبَارَكَ وَظُهُورَ مَجْدِ ٱللهِ ٱلْعَظِيمِ وَمُخَلِّصِنَا يَسُوعَ ٱلْمَسِيحِ،</w:t>
       </w:r>
     </w:p>
     <w:p>
@@ -548,8 +1118,27 @@
       </w:pPr>
       <w:r>
         <w:rPr>
-          <w:lang w:val="ar_AE" w:bidi="ar_AE"/>
-        </w:rPr>
+          <w:rtl/>
+          <w:cs/>
+          <w:lang w:val="ar_AE" w:bidi="ar_AE"/>
+        </w:rPr>
+      </w:r>
+      <w:r>
+        <w:rPr>
+          <w:vertAlign w:val="superscript"/>
+          <w:rtl/>
+          <w:cs/>
+          <w:lang w:val="ar_AE" w:bidi="ar_AE"/>
+        </w:rPr>
+        <w:t>14</w:t>
+      </w:r>
+      <w:r>
+        <w:rPr>
+          <w:rtl/>
+          <w:cs/>
+          <w:lang w:val="ar_AE" w:bidi="ar_AE"/>
+        </w:rPr>
+        <w:t xml:space="preserve"> ٱلَّذِي بَذَلَ نَفْسَهُ لِأَجْلِنَا، لِكَيْ يَفْدِيَنَا مِنْ كُلِّ إِثْمٍ، وَيُطَهِّرَ لِنَفْسِهِ شَعْبًا خَاصًّا غَيُورًا فِي أَعْمَالٍ حَسَنَةٍ.</w:t>
       </w:r>
     </w:p>
     <w:p>
@@ -558,39 +1147,46 @@
       </w:pPr>
       <w:r>
         <w:rPr>
+          <w:rtl/>
+          <w:cs/>
           <w:lang w:val="ar_AE" w:bidi="ar_AE"/>
         </w:rPr>
       </w:r>
       <w:r>
         <w:rPr>
           <w:vertAlign w:val="superscript"/>
-          <w:lang w:val="ar_AE" w:bidi="ar_AE"/>
-        </w:rPr>
-        <w:t>8</w:t>
-      </w:r>
-      <w:r>
-        <w:rPr>
-          <w:lang w:val="ar_AE" w:bidi="ar_AE"/>
-        </w:rPr>
-        <w:t xml:space="preserve"> بَلْ مُضِيفًا لِلْغُرَبَاءِ، مُحِبًّا لِلْخَيْرِ، مُتَعَقِّلًا، بَارًّا، وَرِعًا، ضَابِطًا لِنَفْسِهِ،</w:t>
-      </w:r>
-      <w:r>
-        <w:rPr>
-          <w:lang w:val="ar_AE" w:bidi="ar_AE"/>
-        </w:rPr>
-      </w:r>
-      <w:r>
-        <w:rPr>
-          <w:lang w:val="ar_AE" w:bidi="ar_AE"/>
-        </w:rPr>
+          <w:rtl/>
+          <w:cs/>
+          <w:lang w:val="ar_AE" w:bidi="ar_AE"/>
+        </w:rPr>
+        <w:t>15</w:t>
+      </w:r>
+      <w:r>
+        <w:rPr>
+          <w:rtl/>
+          <w:cs/>
+          <w:lang w:val="ar_AE" w:bidi="ar_AE"/>
+        </w:rPr>
+        <w:t xml:space="preserve"> تَكَلَّمْ بِهَذِهِ، وَعِظْ، وَوَبِّخْ بِكُلِّ سُلْطَانٍ. لَا يَسْتَهِنْ بِكَ أَحَدٌ.</w:t>
       </w:r>
     </w:p>
     <w:p>
       <w:pPr>
+        <w:pStyle w:val="Heading2"/>
         <w:bidi/>
       </w:pPr>
       <w:r>
         <w:rPr>
+          <w:rtl/>
+          <w:cs/>
+          <w:lang w:val="ar_AE" w:bidi="ar_AE"/>
+        </w:rPr>
+        <w:t>Titus 3:1</w:t>
+      </w:r>
+      <w:r>
+        <w:rPr>
+          <w:rtl/>
+          <w:cs/>
           <w:lang w:val="ar_AE" w:bidi="ar_AE"/>
         </w:rPr>
       </w:r>
@@ -601,31 +1197,27 @@
       </w:pPr>
       <w:r>
         <w:rPr>
+          <w:rtl/>
+          <w:cs/>
           <w:lang w:val="ar_AE" w:bidi="ar_AE"/>
         </w:rPr>
       </w:r>
       <w:r>
         <w:rPr>
           <w:vertAlign w:val="superscript"/>
-          <w:lang w:val="ar_AE" w:bidi="ar_AE"/>
-        </w:rPr>
-        <w:t>9</w:t>
-      </w:r>
-      <w:r>
-        <w:rPr>
-          <w:lang w:val="ar_AE" w:bidi="ar_AE"/>
-        </w:rPr>
-        <w:t xml:space="preserve"> مُلَازِمًا لِلْكَلِمَةِ ٱلصَّادِقَةِ ٱلَّتِي بِحَسَبِ ٱلتَّعْلِيمِ، لِكَيْ يَكُونَ قَادِرًا أَنْ يَعِظَ بِٱلتَّعْلِيمِ ٱلصَّحِيحِ وَيُوَبِّخَ ٱلْمُنَاقِضِينَ.</w:t>
-      </w:r>
-      <w:r>
-        <w:rPr>
-          <w:lang w:val="ar_AE" w:bidi="ar_AE"/>
-        </w:rPr>
-      </w:r>
-      <w:r>
-        <w:rPr>
-          <w:lang w:val="ar_AE" w:bidi="ar_AE"/>
-        </w:rPr>
+          <w:rtl/>
+          <w:cs/>
+          <w:lang w:val="ar_AE" w:bidi="ar_AE"/>
+        </w:rPr>
+        <w:t>1</w:t>
+      </w:r>
+      <w:r>
+        <w:rPr>
+          <w:rtl/>
+          <w:cs/>
+          <w:lang w:val="ar_AE" w:bidi="ar_AE"/>
+        </w:rPr>
+        <w:t xml:space="preserve"> ذَكِّرْهُمْ أَنْ يَخْضَعُوا لِلرِّيَاسَاتِ وَٱلسَّلَاطِينِ، وَيُطِيعُوا، وَيَكُونُوا مُسْتَعِدِّينَ لِكُلِّ عَمَلٍ صَالِحٍ،</w:t>
       </w:r>
     </w:p>
     <w:p>
@@ -634,8 +1226,27 @@
       </w:pPr>
       <w:r>
         <w:rPr>
-          <w:lang w:val="ar_AE" w:bidi="ar_AE"/>
-        </w:rPr>
+          <w:rtl/>
+          <w:cs/>
+          <w:lang w:val="ar_AE" w:bidi="ar_AE"/>
+        </w:rPr>
+      </w:r>
+      <w:r>
+        <w:rPr>
+          <w:vertAlign w:val="superscript"/>
+          <w:rtl/>
+          <w:cs/>
+          <w:lang w:val="ar_AE" w:bidi="ar_AE"/>
+        </w:rPr>
+        <w:t>2</w:t>
+      </w:r>
+      <w:r>
+        <w:rPr>
+          <w:rtl/>
+          <w:cs/>
+          <w:lang w:val="ar_AE" w:bidi="ar_AE"/>
+        </w:rPr>
+        <w:t xml:space="preserve"> وَلَا يَطْعَنُوا فِي أَحَدٍ، وَيَكُونُوا غَيْرَ مُخَاصِمِينَ، حُلَمَاءَ، مُظْهِرِينَ كُلَّ وَدَاعَةٍ لِجَمِيعِ ٱلنَّاسِ.</w:t>
       </w:r>
     </w:p>
     <w:p>
@@ -644,31 +1255,27 @@
       </w:pPr>
       <w:r>
         <w:rPr>
+          <w:rtl/>
+          <w:cs/>
           <w:lang w:val="ar_AE" w:bidi="ar_AE"/>
         </w:rPr>
       </w:r>
       <w:r>
         <w:rPr>
           <w:vertAlign w:val="superscript"/>
-          <w:lang w:val="ar_AE" w:bidi="ar_AE"/>
-        </w:rPr>
-        <w:t>10</w:t>
-      </w:r>
-      <w:r>
-        <w:rPr>
-          <w:lang w:val="ar_AE" w:bidi="ar_AE"/>
-        </w:rPr>
-        <w:t xml:space="preserve"> فَإِنَّهُ يُوجَدُ كَثِيرُونَ مُتَمَرِّدِينَ يَتَكَلَّمُونَ بِٱلْبَاطِلِ، وَيَخْدَعُونَ ٱلْعُقُولَ، وَلَاسِيَّمَا ٱلَّذِينَ مِنَ ٱلْخِتَانِ،</w:t>
-      </w:r>
-      <w:r>
-        <w:rPr>
-          <w:lang w:val="ar_AE" w:bidi="ar_AE"/>
-        </w:rPr>
-      </w:r>
-      <w:r>
-        <w:rPr>
-          <w:lang w:val="ar_AE" w:bidi="ar_AE"/>
-        </w:rPr>
+          <w:rtl/>
+          <w:cs/>
+          <w:lang w:val="ar_AE" w:bidi="ar_AE"/>
+        </w:rPr>
+        <w:t>3</w:t>
+      </w:r>
+      <w:r>
+        <w:rPr>
+          <w:rtl/>
+          <w:cs/>
+          <w:lang w:val="ar_AE" w:bidi="ar_AE"/>
+        </w:rPr>
+        <w:t xml:space="preserve"> لِأَنَّنَا كُنَّا نَحْنُ أَيْضًا قَبْلًا أَغْبِيَاءَ، غَيْرَ طَائِعِينَ، ضَالِّينَ، مُسْتَعْبَدِينَ لِشَهَوَاتٍ وَلَذَّاتٍ مُخْتَلِفَةٍ، عَائِشِينَ فِي ٱلْخُبْثِ وَٱلْحَسَدِ، مَمْقُوتِينَ، مُبْغِضِينَ بَعْضُنَا بَعْضًا.</w:t>
       </w:r>
     </w:p>
     <w:p>
@@ -677,8 +1284,27 @@
       </w:pPr>
       <w:r>
         <w:rPr>
-          <w:lang w:val="ar_AE" w:bidi="ar_AE"/>
-        </w:rPr>
+          <w:rtl/>
+          <w:cs/>
+          <w:lang w:val="ar_AE" w:bidi="ar_AE"/>
+        </w:rPr>
+      </w:r>
+      <w:r>
+        <w:rPr>
+          <w:vertAlign w:val="superscript"/>
+          <w:rtl/>
+          <w:cs/>
+          <w:lang w:val="ar_AE" w:bidi="ar_AE"/>
+        </w:rPr>
+        <w:t>4</w:t>
+      </w:r>
+      <w:r>
+        <w:rPr>
+          <w:rtl/>
+          <w:cs/>
+          <w:lang w:val="ar_AE" w:bidi="ar_AE"/>
+        </w:rPr>
+        <w:t xml:space="preserve"> وَلَكِنْ حِينَ ظَهَرَ لُطْفُ مُخَلِّصِنَا ٱللهِ وَإِحْسَانُهُ -</w:t>
       </w:r>
     </w:p>
     <w:p>
@@ -687,31 +1313,27 @@
       </w:pPr>
       <w:r>
         <w:rPr>
+          <w:rtl/>
+          <w:cs/>
           <w:lang w:val="ar_AE" w:bidi="ar_AE"/>
         </w:rPr>
       </w:r>
       <w:r>
         <w:rPr>
           <w:vertAlign w:val="superscript"/>
-          <w:lang w:val="ar_AE" w:bidi="ar_AE"/>
-        </w:rPr>
-        <w:t>11</w:t>
-      </w:r>
-      <w:r>
-        <w:rPr>
-          <w:lang w:val="ar_AE" w:bidi="ar_AE"/>
-        </w:rPr>
-        <w:t xml:space="preserve"> ٱلَّذِينَ يَجِبُ سَدُّ أَفْوَاهِهِمْ، فَإِنَّهُمْ يَقْلِبُونَ بُيُوتًا بِجُمْلَتِهَا، مُعَلِّمِينَ مَا لَا يَجِبُ، مِنْ أَجْلِ ٱلرِّبْحِ ٱلْقَبِيحِ.</w:t>
-      </w:r>
-      <w:r>
-        <w:rPr>
-          <w:lang w:val="ar_AE" w:bidi="ar_AE"/>
-        </w:rPr>
-      </w:r>
-      <w:r>
-        <w:rPr>
-          <w:lang w:val="ar_AE" w:bidi="ar_AE"/>
-        </w:rPr>
+          <w:rtl/>
+          <w:cs/>
+          <w:lang w:val="ar_AE" w:bidi="ar_AE"/>
+        </w:rPr>
+        <w:t>5</w:t>
+      </w:r>
+      <w:r>
+        <w:rPr>
+          <w:rtl/>
+          <w:cs/>
+          <w:lang w:val="ar_AE" w:bidi="ar_AE"/>
+        </w:rPr>
+        <w:t xml:space="preserve"> لَا بِأَعْمَالٍ فِي بِرٍّ عَمِلْنَاهَا نَحْنُ، بَلْ بِمُقْتَضَى رَحْمَتِهِ - خَلَّصَنَا بِغُسْلِ ٱلْمِيلَادِ ٱلثَّانِي وَتَجْدِيدِ ٱلرُّوحِ ٱلْقُدُسِ،</w:t>
       </w:r>
     </w:p>
     <w:p>
@@ -720,8 +1342,27 @@
       </w:pPr>
       <w:r>
         <w:rPr>
-          <w:lang w:val="ar_AE" w:bidi="ar_AE"/>
-        </w:rPr>
+          <w:rtl/>
+          <w:cs/>
+          <w:lang w:val="ar_AE" w:bidi="ar_AE"/>
+        </w:rPr>
+      </w:r>
+      <w:r>
+        <w:rPr>
+          <w:vertAlign w:val="superscript"/>
+          <w:rtl/>
+          <w:cs/>
+          <w:lang w:val="ar_AE" w:bidi="ar_AE"/>
+        </w:rPr>
+        <w:t>6</w:t>
+      </w:r>
+      <w:r>
+        <w:rPr>
+          <w:rtl/>
+          <w:cs/>
+          <w:lang w:val="ar_AE" w:bidi="ar_AE"/>
+        </w:rPr>
+        <w:t xml:space="preserve"> ٱلَّذِي سَكَبَهُ بِغِنًى عَلَيْنَا بِيَسُوعَ ٱلْمَسِيحِ مُخَلِّصِنَا.</w:t>
       </w:r>
     </w:p>
     <w:p>
@@ -730,31 +1371,27 @@
       </w:pPr>
       <w:r>
         <w:rPr>
+          <w:rtl/>
+          <w:cs/>
           <w:lang w:val="ar_AE" w:bidi="ar_AE"/>
         </w:rPr>
       </w:r>
       <w:r>
         <w:rPr>
           <w:vertAlign w:val="superscript"/>
-          <w:lang w:val="ar_AE" w:bidi="ar_AE"/>
-        </w:rPr>
-        <w:t>12</w:t>
-      </w:r>
-      <w:r>
-        <w:rPr>
-          <w:lang w:val="ar_AE" w:bidi="ar_AE"/>
-        </w:rPr>
-        <w:t xml:space="preserve"> قَالَ وَاحِدٌ مِنْهُمْ، وَهُوَ نَبِيٌّ لَهُمْ خَاصٌّ: «ٱلْكِرِيتِيُّونَ دَائِمًا كَذَّابُونَ. وُحُوشٌ رَدِيَّةٌ. بُطُونٌ بَطَّالَةٌ».</w:t>
-      </w:r>
-      <w:r>
-        <w:rPr>
-          <w:lang w:val="ar_AE" w:bidi="ar_AE"/>
-        </w:rPr>
-      </w:r>
-      <w:r>
-        <w:rPr>
-          <w:lang w:val="ar_AE" w:bidi="ar_AE"/>
-        </w:rPr>
+          <w:rtl/>
+          <w:cs/>
+          <w:lang w:val="ar_AE" w:bidi="ar_AE"/>
+        </w:rPr>
+        <w:t>7</w:t>
+      </w:r>
+      <w:r>
+        <w:rPr>
+          <w:rtl/>
+          <w:cs/>
+          <w:lang w:val="ar_AE" w:bidi="ar_AE"/>
+        </w:rPr>
+        <w:t xml:space="preserve"> حَتَّى إِذَا تَبَرَّرْنَا بِنِعْمَتِهِ، نَصِيرُ وَرَثَةً حَسَبَ رَجَاءِ ٱلْحَيَاةِ ٱلْأَبَدِيَّةِ.</w:t>
       </w:r>
     </w:p>
     <w:p>
@@ -763,8 +1400,27 @@
       </w:pPr>
       <w:r>
         <w:rPr>
-          <w:lang w:val="ar_AE" w:bidi="ar_AE"/>
-        </w:rPr>
+          <w:rtl/>
+          <w:cs/>
+          <w:lang w:val="ar_AE" w:bidi="ar_AE"/>
+        </w:rPr>
+      </w:r>
+      <w:r>
+        <w:rPr>
+          <w:vertAlign w:val="superscript"/>
+          <w:rtl/>
+          <w:cs/>
+          <w:lang w:val="ar_AE" w:bidi="ar_AE"/>
+        </w:rPr>
+        <w:t>8</w:t>
+      </w:r>
+      <w:r>
+        <w:rPr>
+          <w:rtl/>
+          <w:cs/>
+          <w:lang w:val="ar_AE" w:bidi="ar_AE"/>
+        </w:rPr>
+        <w:t xml:space="preserve"> صَادِقَةٌ هِيَ ٱلْكَلِمَةُ. وَأُرِيدُ أَنْ تُقَرِّرَ هَذِهِ ٱلْأُمُورَ، لِكَيْ يَهْتَمَّ ٱلَّذِينَ آمَنُوا بِٱللهِ أَنْ يُمَارِسُوا أَعْمَالًا حَسَنَةً. فَإِنَّ هَذِهِ ٱلْأُمُورَ هِيَ ٱلْحَسَنَةُ وَٱلنَّافِعَةُ لِلنَّاسِ.</w:t>
       </w:r>
     </w:p>
     <w:p>
@@ -773,31 +1429,27 @@
       </w:pPr>
       <w:r>
         <w:rPr>
+          <w:rtl/>
+          <w:cs/>
           <w:lang w:val="ar_AE" w:bidi="ar_AE"/>
         </w:rPr>
       </w:r>
       <w:r>
         <w:rPr>
           <w:vertAlign w:val="superscript"/>
-          <w:lang w:val="ar_AE" w:bidi="ar_AE"/>
-        </w:rPr>
-        <w:t>13</w:t>
-      </w:r>
-      <w:r>
-        <w:rPr>
-          <w:lang w:val="ar_AE" w:bidi="ar_AE"/>
-        </w:rPr>
-        <w:t xml:space="preserve"> هَذِهِ ٱلشَّهَادَةُ صَادِقَةٌ. فَلِهَذَا ٱلسَّبَبِ وَبِّخْهُمْ بِصَرَامَةٍ لِكَيْ يَكُونُوا أَصِحَّاءَ فِي ٱلْإِيمَانِ،</w:t>
-      </w:r>
-      <w:r>
-        <w:rPr>
-          <w:lang w:val="ar_AE" w:bidi="ar_AE"/>
-        </w:rPr>
-      </w:r>
-      <w:r>
-        <w:rPr>
-          <w:lang w:val="ar_AE" w:bidi="ar_AE"/>
-        </w:rPr>
+          <w:rtl/>
+          <w:cs/>
+          <w:lang w:val="ar_AE" w:bidi="ar_AE"/>
+        </w:rPr>
+        <w:t>9</w:t>
+      </w:r>
+      <w:r>
+        <w:rPr>
+          <w:rtl/>
+          <w:cs/>
+          <w:lang w:val="ar_AE" w:bidi="ar_AE"/>
+        </w:rPr>
+        <w:t xml:space="preserve"> وَأَمَّا ٱلْمُبَاحَثَاتُ ٱلْغَبِيَّةُ، وَٱلْأَنْسَابُ، وَٱلْخُصُومَاتُ، وَٱلْمُنَازَعَاتُ ٱلنَّامُوسِيةُ فَٱجْتَنِبْهَا، لِأَنَّهَا غَيْرُ نَافِعَةٍ، وَبَاطِلَةٌ.</w:t>
       </w:r>
     </w:p>
     <w:p>
@@ -806,8 +1458,27 @@
       </w:pPr>
       <w:r>
         <w:rPr>
-          <w:lang w:val="ar_AE" w:bidi="ar_AE"/>
-        </w:rPr>
+          <w:rtl/>
+          <w:cs/>
+          <w:lang w:val="ar_AE" w:bidi="ar_AE"/>
+        </w:rPr>
+      </w:r>
+      <w:r>
+        <w:rPr>
+          <w:vertAlign w:val="superscript"/>
+          <w:rtl/>
+          <w:cs/>
+          <w:lang w:val="ar_AE" w:bidi="ar_AE"/>
+        </w:rPr>
+        <w:t>10</w:t>
+      </w:r>
+      <w:r>
+        <w:rPr>
+          <w:rtl/>
+          <w:cs/>
+          <w:lang w:val="ar_AE" w:bidi="ar_AE"/>
+        </w:rPr>
+        <w:t xml:space="preserve"> اَلرَّجُلُ ٱلْمُبْتَدِعُ بَعْدَ ٱلْإِنْذَارِ مَرَّةً وَمَرَّتَيْنِ، أَعْرِضْ عَنْهُ.</w:t>
       </w:r>
     </w:p>
     <w:p>
@@ -816,31 +1487,27 @@
       </w:pPr>
       <w:r>
         <w:rPr>
+          <w:rtl/>
+          <w:cs/>
           <w:lang w:val="ar_AE" w:bidi="ar_AE"/>
         </w:rPr>
       </w:r>
       <w:r>
         <w:rPr>
           <w:vertAlign w:val="superscript"/>
-          <w:lang w:val="ar_AE" w:bidi="ar_AE"/>
-        </w:rPr>
-        <w:t>14</w:t>
-      </w:r>
-      <w:r>
-        <w:rPr>
-          <w:lang w:val="ar_AE" w:bidi="ar_AE"/>
-        </w:rPr>
-        <w:t xml:space="preserve"> لَا يُصْغُونَ إِلَى خُرَافَاتٍ يَهُودِيَّةٍ، وَوَصَايَا أُنَاسٍ مُرْتَدِّينَ عَنِ ٱلْحَقِّ.</w:t>
-      </w:r>
-      <w:r>
-        <w:rPr>
-          <w:lang w:val="ar_AE" w:bidi="ar_AE"/>
-        </w:rPr>
-      </w:r>
-      <w:r>
-        <w:rPr>
-          <w:lang w:val="ar_AE" w:bidi="ar_AE"/>
-        </w:rPr>
+          <w:rtl/>
+          <w:cs/>
+          <w:lang w:val="ar_AE" w:bidi="ar_AE"/>
+        </w:rPr>
+        <w:t>11</w:t>
+      </w:r>
+      <w:r>
+        <w:rPr>
+          <w:rtl/>
+          <w:cs/>
+          <w:lang w:val="ar_AE" w:bidi="ar_AE"/>
+        </w:rPr>
+        <w:t xml:space="preserve"> عَالِمًا أَنَّ مِثْلَ هَذَا قَدِ ٱنْحَرَفَ، وَهُوَ يُخْطِئُ مَحْكُومًا عَلَيْهِ مِنْ نَفْسِهِ.</w:t>
       </w:r>
     </w:p>
     <w:p>
@@ -849,8 +1516,27 @@
       </w:pPr>
       <w:r>
         <w:rPr>
-          <w:lang w:val="ar_AE" w:bidi="ar_AE"/>
-        </w:rPr>
+          <w:rtl/>
+          <w:cs/>
+          <w:lang w:val="ar_AE" w:bidi="ar_AE"/>
+        </w:rPr>
+      </w:r>
+      <w:r>
+        <w:rPr>
+          <w:vertAlign w:val="superscript"/>
+          <w:rtl/>
+          <w:cs/>
+          <w:lang w:val="ar_AE" w:bidi="ar_AE"/>
+        </w:rPr>
+        <w:t>12</w:t>
+      </w:r>
+      <w:r>
+        <w:rPr>
+          <w:rtl/>
+          <w:cs/>
+          <w:lang w:val="ar_AE" w:bidi="ar_AE"/>
+        </w:rPr>
+        <w:t xml:space="preserve"> حِينَمَا أُرْسِلُ إِلَيْكَ أَرْتِيمَاسَ أَوْ تِيخِيكُسَ، بَادِرْ أَنْ تَأْتِيَ إِلَيَّ إِلَى نِيكُوبُولِيسَ، لِأَنِّي عَزَمْتُ أَنْ أُشَتِّيَ هُنَاكَ.</w:t>
       </w:r>
     </w:p>
     <w:p>
@@ -859,31 +1545,27 @@
       </w:pPr>
       <w:r>
         <w:rPr>
+          <w:rtl/>
+          <w:cs/>
           <w:lang w:val="ar_AE" w:bidi="ar_AE"/>
         </w:rPr>
       </w:r>
       <w:r>
         <w:rPr>
           <w:vertAlign w:val="superscript"/>
-          <w:lang w:val="ar_AE" w:bidi="ar_AE"/>
-        </w:rPr>
-        <w:t>15</w:t>
-      </w:r>
-      <w:r>
-        <w:rPr>
-          <w:lang w:val="ar_AE" w:bidi="ar_AE"/>
-        </w:rPr>
-        <w:t xml:space="preserve"> كُلُّ شَيْءٍ طَاهِرٌ لِلطَّاهِرِينَ، وَأَمَّا لِلنَّجِسِينَ وَغَيْرِ ٱلْمُؤْمِنِينَ فَلَيْسَ شَيْءٌ طَاهِرًا، بَلْ قَدْ تَنَجَّسَ ذِهْنُهُمْ أَيْضًا وَضَمِيرُهُمْ.</w:t>
-      </w:r>
-      <w:r>
-        <w:rPr>
-          <w:lang w:val="ar_AE" w:bidi="ar_AE"/>
-        </w:rPr>
-      </w:r>
-      <w:r>
-        <w:rPr>
-          <w:lang w:val="ar_AE" w:bidi="ar_AE"/>
-        </w:rPr>
+          <w:rtl/>
+          <w:cs/>
+          <w:lang w:val="ar_AE" w:bidi="ar_AE"/>
+        </w:rPr>
+        <w:t>13</w:t>
+      </w:r>
+      <w:r>
+        <w:rPr>
+          <w:rtl/>
+          <w:cs/>
+          <w:lang w:val="ar_AE" w:bidi="ar_AE"/>
+        </w:rPr>
+        <w:t xml:space="preserve"> جَهِّزْ زِينَاسَ ٱلنَّامُوسِيَّ وَأَبُلُّوسَ بِٱجْتِهَادٍ لِلسَّفَرِ حَتَّى لَا يُعْوِزَهُمَا شَيْءٌ.</w:t>
       </w:r>
     </w:p>
     <w:p>
@@ -892,8 +1574,27 @@
       </w:pPr>
       <w:r>
         <w:rPr>
-          <w:lang w:val="ar_AE" w:bidi="ar_AE"/>
-        </w:rPr>
+          <w:rtl/>
+          <w:cs/>
+          <w:lang w:val="ar_AE" w:bidi="ar_AE"/>
+        </w:rPr>
+      </w:r>
+      <w:r>
+        <w:rPr>
+          <w:vertAlign w:val="superscript"/>
+          <w:rtl/>
+          <w:cs/>
+          <w:lang w:val="ar_AE" w:bidi="ar_AE"/>
+        </w:rPr>
+        <w:t>14</w:t>
+      </w:r>
+      <w:r>
+        <w:rPr>
+          <w:rtl/>
+          <w:cs/>
+          <w:lang w:val="ar_AE" w:bidi="ar_AE"/>
+        </w:rPr>
+        <w:t xml:space="preserve"> وَلْيَتَعَلَّمْ مَنْ لَنَا أَيْضًا أَنْ يُمَارِسُوا أَعْمَالًا حَسَنَةً لِلْحَاجَاتِ ٱلضَّرُورِيَّةِ، حَتَّى لَا يَكُونُوا بِلَا ثَمَرٍ.</w:t>
       </w:r>
     </w:p>
     <w:p>
@@ -902,1355 +1603,27 @@
       </w:pPr>
       <w:r>
         <w:rPr>
+          <w:rtl/>
+          <w:cs/>
           <w:lang w:val="ar_AE" w:bidi="ar_AE"/>
         </w:rPr>
       </w:r>
       <w:r>
         <w:rPr>
           <w:vertAlign w:val="superscript"/>
-          <w:lang w:val="ar_AE" w:bidi="ar_AE"/>
-        </w:rPr>
-        <w:t>16</w:t>
-      </w:r>
-      <w:r>
-        <w:rPr>
-          <w:lang w:val="ar_AE" w:bidi="ar_AE"/>
-        </w:rPr>
-        <w:t xml:space="preserve"> يَعْتَرِفُونَ بِأَنَّهُمْ يَعْرِفُونَ ٱللهَ، وَلَكِنَّهُمْ بِٱلْأَعْمَالِ يُنْكِرُونَهُ، إِذْ هُمْ رَجِسُونَ غَيْرُ طَائِعِينَ، وَمِنْ جِهَةِ كُلِّ عَمَلٍ صَالِحٍ مَرْفُوضُونَ.</w:t>
-      </w:r>
-      <w:r>
-        <w:rPr>
-          <w:lang w:val="ar_AE" w:bidi="ar_AE"/>
-        </w:rPr>
-      </w:r>
-      <w:r>
-        <w:rPr>
-          <w:lang w:val="ar_AE" w:bidi="ar_AE"/>
-        </w:rPr>
-      </w:r>
-    </w:p>
-    <w:p>
-      <w:pPr>
-        <w:bidi/>
-      </w:pPr>
-      <w:r>
-        <w:rPr>
-          <w:lang w:val="ar_AE" w:bidi="ar_AE"/>
-        </w:rPr>
-      </w:r>
-    </w:p>
-    <w:p>
-      <w:pPr>
-        <w:pStyle w:val="Heading2"/>
-        <w:bidi/>
-      </w:pPr>
-      <w:r>
-        <w:rPr>
-          <w:lang w:val="ar_AE" w:bidi="ar_AE"/>
-        </w:rPr>
-        <w:t>Titus 2:1</w:t>
-      </w:r>
-      <w:r>
-        <w:rPr>
-          <w:lang w:val="ar_AE" w:bidi="ar_AE"/>
-        </w:rPr>
-      </w:r>
-    </w:p>
-    <w:p>
-      <w:pPr>
-        <w:bidi/>
-      </w:pPr>
-      <w:r>
-        <w:rPr>
-          <w:lang w:val="ar_AE" w:bidi="ar_AE"/>
-        </w:rPr>
-      </w:r>
-      <w:r>
-        <w:rPr>
-          <w:vertAlign w:val="superscript"/>
-          <w:lang w:val="ar_AE" w:bidi="ar_AE"/>
-        </w:rPr>
-        <w:t>1</w:t>
-      </w:r>
-      <w:r>
-        <w:rPr>
-          <w:lang w:val="ar_AE" w:bidi="ar_AE"/>
-        </w:rPr>
-        <w:t xml:space="preserve"> وَأَمَّا أَنْتَ فَتَكَلَّمْ بِمَا يَلِيقُ بِٱلتَّعْلِيمِ ٱلصَّحِيحِ:</w:t>
-      </w:r>
-      <w:r>
-        <w:rPr>
-          <w:lang w:val="ar_AE" w:bidi="ar_AE"/>
-        </w:rPr>
-      </w:r>
-      <w:r>
-        <w:rPr>
-          <w:lang w:val="ar_AE" w:bidi="ar_AE"/>
-        </w:rPr>
-      </w:r>
-    </w:p>
-    <w:p>
-      <w:pPr>
-        <w:bidi/>
-      </w:pPr>
-      <w:r>
-        <w:rPr>
-          <w:lang w:val="ar_AE" w:bidi="ar_AE"/>
-        </w:rPr>
-      </w:r>
-    </w:p>
-    <w:p>
-      <w:pPr>
-        <w:bidi/>
-      </w:pPr>
-      <w:r>
-        <w:rPr>
-          <w:lang w:val="ar_AE" w:bidi="ar_AE"/>
-        </w:rPr>
-      </w:r>
-      <w:r>
-        <w:rPr>
-          <w:vertAlign w:val="superscript"/>
-          <w:lang w:val="ar_AE" w:bidi="ar_AE"/>
-        </w:rPr>
-        <w:t>2</w:t>
-      </w:r>
-      <w:r>
-        <w:rPr>
-          <w:lang w:val="ar_AE" w:bidi="ar_AE"/>
-        </w:rPr>
-        <w:t xml:space="preserve"> أَنْ يَكُونَ ٱلْأَشْيَاخُ: صَاحِينَ، ذَوِي وَقَارٍ، مُتَعَقِّلِينَ، أَصِحَّاءَ فِي ٱلْإِيمَانِ وَٱلْمَحَبَّةِ وَٱلصَّبْرِ.</w:t>
-      </w:r>
-      <w:r>
-        <w:rPr>
-          <w:lang w:val="ar_AE" w:bidi="ar_AE"/>
-        </w:rPr>
-      </w:r>
-      <w:r>
-        <w:rPr>
-          <w:lang w:val="ar_AE" w:bidi="ar_AE"/>
-        </w:rPr>
-      </w:r>
-    </w:p>
-    <w:p>
-      <w:pPr>
-        <w:bidi/>
-      </w:pPr>
-      <w:r>
-        <w:rPr>
-          <w:lang w:val="ar_AE" w:bidi="ar_AE"/>
-        </w:rPr>
-      </w:r>
-    </w:p>
-    <w:p>
-      <w:pPr>
-        <w:bidi/>
-      </w:pPr>
-      <w:r>
-        <w:rPr>
-          <w:lang w:val="ar_AE" w:bidi="ar_AE"/>
-        </w:rPr>
-      </w:r>
-      <w:r>
-        <w:rPr>
-          <w:vertAlign w:val="superscript"/>
-          <w:lang w:val="ar_AE" w:bidi="ar_AE"/>
-        </w:rPr>
-        <w:t>3</w:t>
-      </w:r>
-      <w:r>
-        <w:rPr>
-          <w:lang w:val="ar_AE" w:bidi="ar_AE"/>
-        </w:rPr>
-        <w:t xml:space="preserve"> كَذَلِكَ ٱلْعَجَائِزُ: فِي سِيرَةٍ تَلِيقُ بِٱلْقَدَاسَةِ، غَيْرَ ثَالِبَاتٍ، غَيْرَ مُسْتَعْبَدَاتٍ لِلْخَمْرِ ٱلْكَثِيرِ، مُعَلِّمَاتٍ ٱلصَّلَاحَ،</w:t>
-      </w:r>
-      <w:r>
-        <w:rPr>
-          <w:lang w:val="ar_AE" w:bidi="ar_AE"/>
-        </w:rPr>
-      </w:r>
-      <w:r>
-        <w:rPr>
-          <w:lang w:val="ar_AE" w:bidi="ar_AE"/>
-        </w:rPr>
-      </w:r>
-    </w:p>
-    <w:p>
-      <w:pPr>
-        <w:bidi/>
-      </w:pPr>
-      <w:r>
-        <w:rPr>
-          <w:lang w:val="ar_AE" w:bidi="ar_AE"/>
-        </w:rPr>
-      </w:r>
-    </w:p>
-    <w:p>
-      <w:pPr>
-        <w:bidi/>
-      </w:pPr>
-      <w:r>
-        <w:rPr>
-          <w:lang w:val="ar_AE" w:bidi="ar_AE"/>
-        </w:rPr>
-      </w:r>
-      <w:r>
-        <w:rPr>
-          <w:vertAlign w:val="superscript"/>
-          <w:lang w:val="ar_AE" w:bidi="ar_AE"/>
-        </w:rPr>
-        <w:t>4</w:t>
-      </w:r>
-      <w:r>
-        <w:rPr>
-          <w:lang w:val="ar_AE" w:bidi="ar_AE"/>
-        </w:rPr>
-        <w:t xml:space="preserve"> لِكَيْ يَنْصَحْنَ ٱلْحَدَثَاتِ أَنْ يَكُنَّ مُحِبَّاتٍ لِرِجَالِهِنَّ وَيُحْبِبْنَ أَوْلَادَهُنَّ،</w:t>
-      </w:r>
-      <w:r>
-        <w:rPr>
-          <w:lang w:val="ar_AE" w:bidi="ar_AE"/>
-        </w:rPr>
-      </w:r>
-      <w:r>
-        <w:rPr>
-          <w:lang w:val="ar_AE" w:bidi="ar_AE"/>
-        </w:rPr>
-      </w:r>
-    </w:p>
-    <w:p>
-      <w:pPr>
-        <w:bidi/>
-      </w:pPr>
-      <w:r>
-        <w:rPr>
-          <w:lang w:val="ar_AE" w:bidi="ar_AE"/>
-        </w:rPr>
-      </w:r>
-    </w:p>
-    <w:p>
-      <w:pPr>
-        <w:bidi/>
-      </w:pPr>
-      <w:r>
-        <w:rPr>
-          <w:lang w:val="ar_AE" w:bidi="ar_AE"/>
-        </w:rPr>
-      </w:r>
-      <w:r>
-        <w:rPr>
-          <w:vertAlign w:val="superscript"/>
-          <w:lang w:val="ar_AE" w:bidi="ar_AE"/>
-        </w:rPr>
-        <w:t>5</w:t>
-      </w:r>
-      <w:r>
-        <w:rPr>
-          <w:lang w:val="ar_AE" w:bidi="ar_AE"/>
-        </w:rPr>
-        <w:t xml:space="preserve"> مُتَعَقِّلَاتٍ، عَفِيفَاتٍ، مُلَازِمَاتٍ بُيُوتَهُنَّ، صَالِحَاتٍ، خَاضِعَاتٍ لِرِجَالِهِنَّ، لِكَيْ لَا يُجَدَّفَ عَلَى كَلِمَةِ ٱللهِ.</w:t>
-      </w:r>
-      <w:r>
-        <w:rPr>
-          <w:lang w:val="ar_AE" w:bidi="ar_AE"/>
-        </w:rPr>
-      </w:r>
-      <w:r>
-        <w:rPr>
-          <w:lang w:val="ar_AE" w:bidi="ar_AE"/>
-        </w:rPr>
-      </w:r>
-    </w:p>
-    <w:p>
-      <w:pPr>
-        <w:bidi/>
-      </w:pPr>
-      <w:r>
-        <w:rPr>
-          <w:lang w:val="ar_AE" w:bidi="ar_AE"/>
-        </w:rPr>
-      </w:r>
-    </w:p>
-    <w:p>
-      <w:pPr>
-        <w:bidi/>
-      </w:pPr>
-      <w:r>
-        <w:rPr>
-          <w:lang w:val="ar_AE" w:bidi="ar_AE"/>
-        </w:rPr>
-      </w:r>
-      <w:r>
-        <w:rPr>
-          <w:vertAlign w:val="superscript"/>
-          <w:lang w:val="ar_AE" w:bidi="ar_AE"/>
-        </w:rPr>
-        <w:t>6</w:t>
-      </w:r>
-      <w:r>
-        <w:rPr>
-          <w:lang w:val="ar_AE" w:bidi="ar_AE"/>
-        </w:rPr>
-        <w:t xml:space="preserve"> كَذَلِكَ عِظِ ٱلْأَحْدَاثَ أَنْ يَكُونُوا مُتَعَقِّلِينَ،</w:t>
-      </w:r>
-      <w:r>
-        <w:rPr>
-          <w:lang w:val="ar_AE" w:bidi="ar_AE"/>
-        </w:rPr>
-      </w:r>
-      <w:r>
-        <w:rPr>
-          <w:lang w:val="ar_AE" w:bidi="ar_AE"/>
-        </w:rPr>
-      </w:r>
-    </w:p>
-    <w:p>
-      <w:pPr>
-        <w:bidi/>
-      </w:pPr>
-      <w:r>
-        <w:rPr>
-          <w:lang w:val="ar_AE" w:bidi="ar_AE"/>
-        </w:rPr>
-      </w:r>
-    </w:p>
-    <w:p>
-      <w:pPr>
-        <w:bidi/>
-      </w:pPr>
-      <w:r>
-        <w:rPr>
-          <w:lang w:val="ar_AE" w:bidi="ar_AE"/>
-        </w:rPr>
-      </w:r>
-      <w:r>
-        <w:rPr>
-          <w:vertAlign w:val="superscript"/>
-          <w:lang w:val="ar_AE" w:bidi="ar_AE"/>
-        </w:rPr>
-        <w:t>7</w:t>
-      </w:r>
-      <w:r>
-        <w:rPr>
-          <w:lang w:val="ar_AE" w:bidi="ar_AE"/>
-        </w:rPr>
-        <w:t xml:space="preserve"> مُقَدِّمًا نَفْسَكَ فِي كُلِّ شَيْءٍ قُدْوَةً لِلْأَعْمَالِ ٱلْحَسَنَةِ، وَمُقَدِّمًا فِي ٱلتَّعْلِيمِ نَقَاوَةً، وَوَقَارًا، وَإِخْلَاصًا،</w:t>
-      </w:r>
-      <w:r>
-        <w:rPr>
-          <w:lang w:val="ar_AE" w:bidi="ar_AE"/>
-        </w:rPr>
-      </w:r>
-      <w:r>
-        <w:rPr>
-          <w:lang w:val="ar_AE" w:bidi="ar_AE"/>
-        </w:rPr>
-      </w:r>
-    </w:p>
-    <w:p>
-      <w:pPr>
-        <w:bidi/>
-      </w:pPr>
-      <w:r>
-        <w:rPr>
-          <w:lang w:val="ar_AE" w:bidi="ar_AE"/>
-        </w:rPr>
-      </w:r>
-    </w:p>
-    <w:p>
-      <w:pPr>
-        <w:bidi/>
-      </w:pPr>
-      <w:r>
-        <w:rPr>
-          <w:lang w:val="ar_AE" w:bidi="ar_AE"/>
-        </w:rPr>
-      </w:r>
-      <w:r>
-        <w:rPr>
-          <w:vertAlign w:val="superscript"/>
-          <w:lang w:val="ar_AE" w:bidi="ar_AE"/>
-        </w:rPr>
-        <w:t>8</w:t>
-      </w:r>
-      <w:r>
-        <w:rPr>
-          <w:lang w:val="ar_AE" w:bidi="ar_AE"/>
-        </w:rPr>
-        <w:t xml:space="preserve"> وَكَلَامًا صَحِيحًا غَيْرَ مَلُومٍ، لِكَيْ يُخْزَى ٱلْمُضَادُّ، إِذْ لَيْسَ لَهُ شَيْءٌ رَدِيءٌ يَقُولُهُ عَنْكُمْ.</w:t>
-      </w:r>
-      <w:r>
-        <w:rPr>
-          <w:lang w:val="ar_AE" w:bidi="ar_AE"/>
-        </w:rPr>
-      </w:r>
-      <w:r>
-        <w:rPr>
-          <w:lang w:val="ar_AE" w:bidi="ar_AE"/>
-        </w:rPr>
-      </w:r>
-    </w:p>
-    <w:p>
-      <w:pPr>
-        <w:bidi/>
-      </w:pPr>
-      <w:r>
-        <w:rPr>
-          <w:lang w:val="ar_AE" w:bidi="ar_AE"/>
-        </w:rPr>
-      </w:r>
-    </w:p>
-    <w:p>
-      <w:pPr>
-        <w:bidi/>
-      </w:pPr>
-      <w:r>
-        <w:rPr>
-          <w:lang w:val="ar_AE" w:bidi="ar_AE"/>
-        </w:rPr>
-      </w:r>
-      <w:r>
-        <w:rPr>
-          <w:vertAlign w:val="superscript"/>
-          <w:lang w:val="ar_AE" w:bidi="ar_AE"/>
-        </w:rPr>
-        <w:t>9</w:t>
-      </w:r>
-      <w:r>
-        <w:rPr>
-          <w:lang w:val="ar_AE" w:bidi="ar_AE"/>
-        </w:rPr>
-        <w:t xml:space="preserve"> وَٱلْعَبِيدَ أَنْ يَخْضَعُوا لِسَادَتِهِمْ، وَيُرْضُوهُمْ فِي كُلِّ شَيْءٍ، غَيْرَ مُنَاقِضِينَ،</w:t>
-      </w:r>
-      <w:r>
-        <w:rPr>
-          <w:lang w:val="ar_AE" w:bidi="ar_AE"/>
-        </w:rPr>
-      </w:r>
-      <w:r>
-        <w:rPr>
-          <w:lang w:val="ar_AE" w:bidi="ar_AE"/>
-        </w:rPr>
-      </w:r>
-    </w:p>
-    <w:p>
-      <w:pPr>
-        <w:bidi/>
-      </w:pPr>
-      <w:r>
-        <w:rPr>
-          <w:lang w:val="ar_AE" w:bidi="ar_AE"/>
-        </w:rPr>
-      </w:r>
-    </w:p>
-    <w:p>
-      <w:pPr>
-        <w:bidi/>
-      </w:pPr>
-      <w:r>
-        <w:rPr>
-          <w:lang w:val="ar_AE" w:bidi="ar_AE"/>
-        </w:rPr>
-      </w:r>
-      <w:r>
-        <w:rPr>
-          <w:vertAlign w:val="superscript"/>
-          <w:lang w:val="ar_AE" w:bidi="ar_AE"/>
-        </w:rPr>
-        <w:t>10</w:t>
-      </w:r>
-      <w:r>
-        <w:rPr>
-          <w:lang w:val="ar_AE" w:bidi="ar_AE"/>
-        </w:rPr>
-        <w:t xml:space="preserve"> غَيْرَ مُخْتَلِسِينَ، بَلْ مُقَدِّمِينَ كُلَّ أَمَانَةٍ صَالِحَةٍ، لِكَيْ يُزَيِّنُوا تَعْلِيمَ مُخَلِّصِنَا ٱللهِ فِي كُلِّ شَيْءٍ.</w:t>
-      </w:r>
-      <w:r>
-        <w:rPr>
-          <w:lang w:val="ar_AE" w:bidi="ar_AE"/>
-        </w:rPr>
-      </w:r>
-      <w:r>
-        <w:rPr>
-          <w:lang w:val="ar_AE" w:bidi="ar_AE"/>
-        </w:rPr>
-      </w:r>
-    </w:p>
-    <w:p>
-      <w:pPr>
-        <w:bidi/>
-      </w:pPr>
-      <w:r>
-        <w:rPr>
-          <w:lang w:val="ar_AE" w:bidi="ar_AE"/>
-        </w:rPr>
-      </w:r>
-    </w:p>
-    <w:p>
-      <w:pPr>
-        <w:bidi/>
-      </w:pPr>
-      <w:r>
-        <w:rPr>
-          <w:lang w:val="ar_AE" w:bidi="ar_AE"/>
-        </w:rPr>
-      </w:r>
-      <w:r>
-        <w:rPr>
-          <w:vertAlign w:val="superscript"/>
-          <w:lang w:val="ar_AE" w:bidi="ar_AE"/>
-        </w:rPr>
-        <w:t>11</w:t>
-      </w:r>
-      <w:r>
-        <w:rPr>
-          <w:lang w:val="ar_AE" w:bidi="ar_AE"/>
-        </w:rPr>
-        <w:t xml:space="preserve"> لِأَنَّهُ قَدْ ظَهَرَتْ نِعْمَةُ ٱللهِ ٱلْمُخَلِّصَةُ لِجَمِيعِ ٱلنَّاسِ،</w:t>
-      </w:r>
-      <w:r>
-        <w:rPr>
-          <w:lang w:val="ar_AE" w:bidi="ar_AE"/>
-        </w:rPr>
-      </w:r>
-      <w:r>
-        <w:rPr>
-          <w:lang w:val="ar_AE" w:bidi="ar_AE"/>
-        </w:rPr>
-      </w:r>
-    </w:p>
-    <w:p>
-      <w:pPr>
-        <w:bidi/>
-      </w:pPr>
-      <w:r>
-        <w:rPr>
-          <w:lang w:val="ar_AE" w:bidi="ar_AE"/>
-        </w:rPr>
-      </w:r>
-    </w:p>
-    <w:p>
-      <w:pPr>
-        <w:bidi/>
-      </w:pPr>
-      <w:r>
-        <w:rPr>
-          <w:lang w:val="ar_AE" w:bidi="ar_AE"/>
-        </w:rPr>
-      </w:r>
-      <w:r>
-        <w:rPr>
-          <w:vertAlign w:val="superscript"/>
-          <w:lang w:val="ar_AE" w:bidi="ar_AE"/>
-        </w:rPr>
-        <w:t>12</w:t>
-      </w:r>
-      <w:r>
-        <w:rPr>
-          <w:lang w:val="ar_AE" w:bidi="ar_AE"/>
-        </w:rPr>
-        <w:t xml:space="preserve"> مُعَلِّمَةً إِيَّانَا أَنْ نُنْكِرَ ٱلْفُجُورَ وَٱلشَّهَوَاتِ ٱلْعَالَمِيَّةَ، وَنَعِيشَ بِٱلتَّعَقُّلِ وَٱلْبِرِّ وَٱلتَّقْوَى فِي ٱلْعَالَمِ ٱلْحَاضِرِ،</w:t>
-      </w:r>
-      <w:r>
-        <w:rPr>
-          <w:lang w:val="ar_AE" w:bidi="ar_AE"/>
-        </w:rPr>
-      </w:r>
-      <w:r>
-        <w:rPr>
-          <w:lang w:val="ar_AE" w:bidi="ar_AE"/>
-        </w:rPr>
-      </w:r>
-    </w:p>
-    <w:p>
-      <w:pPr>
-        <w:bidi/>
-      </w:pPr>
-      <w:r>
-        <w:rPr>
-          <w:lang w:val="ar_AE" w:bidi="ar_AE"/>
-        </w:rPr>
-      </w:r>
-    </w:p>
-    <w:p>
-      <w:pPr>
-        <w:bidi/>
-      </w:pPr>
-      <w:r>
-        <w:rPr>
-          <w:lang w:val="ar_AE" w:bidi="ar_AE"/>
-        </w:rPr>
-      </w:r>
-      <w:r>
-        <w:rPr>
-          <w:vertAlign w:val="superscript"/>
-          <w:lang w:val="ar_AE" w:bidi="ar_AE"/>
-        </w:rPr>
-        <w:t>13</w:t>
-      </w:r>
-      <w:r>
-        <w:rPr>
-          <w:lang w:val="ar_AE" w:bidi="ar_AE"/>
-        </w:rPr>
-        <w:t xml:space="preserve"> مُنْتَظِرِينَ ٱلرَّجَاءَ ٱلْمُبَارَكَ وَظُهُورَ مَجْدِ ٱللهِ ٱلْعَظِيمِ وَمُخَلِّصِنَا يَسُوعَ ٱلْمَسِيحِ،</w:t>
-      </w:r>
-      <w:r>
-        <w:rPr>
-          <w:lang w:val="ar_AE" w:bidi="ar_AE"/>
-        </w:rPr>
-      </w:r>
-      <w:r>
-        <w:rPr>
-          <w:lang w:val="ar_AE" w:bidi="ar_AE"/>
-        </w:rPr>
-      </w:r>
-    </w:p>
-    <w:p>
-      <w:pPr>
-        <w:bidi/>
-      </w:pPr>
-      <w:r>
-        <w:rPr>
-          <w:lang w:val="ar_AE" w:bidi="ar_AE"/>
-        </w:rPr>
-      </w:r>
-    </w:p>
-    <w:p>
-      <w:pPr>
-        <w:bidi/>
-      </w:pPr>
-      <w:r>
-        <w:rPr>
-          <w:lang w:val="ar_AE" w:bidi="ar_AE"/>
-        </w:rPr>
-      </w:r>
-      <w:r>
-        <w:rPr>
-          <w:vertAlign w:val="superscript"/>
-          <w:lang w:val="ar_AE" w:bidi="ar_AE"/>
-        </w:rPr>
-        <w:t>14</w:t>
-      </w:r>
-      <w:r>
-        <w:rPr>
-          <w:lang w:val="ar_AE" w:bidi="ar_AE"/>
-        </w:rPr>
-        <w:t xml:space="preserve"> ٱلَّذِي بَذَلَ نَفْسَهُ لِأَجْلِنَا، لِكَيْ يَفْدِيَنَا مِنْ كُلِّ إِثْمٍ، وَيُطَهِّرَ لِنَفْسِهِ شَعْبًا خَاصًّا غَيُورًا فِي أَعْمَالٍ حَسَنَةٍ.</w:t>
-      </w:r>
-      <w:r>
-        <w:rPr>
-          <w:lang w:val="ar_AE" w:bidi="ar_AE"/>
-        </w:rPr>
-      </w:r>
-      <w:r>
-        <w:rPr>
-          <w:lang w:val="ar_AE" w:bidi="ar_AE"/>
-        </w:rPr>
-      </w:r>
-    </w:p>
-    <w:p>
-      <w:pPr>
-        <w:bidi/>
-      </w:pPr>
-      <w:r>
-        <w:rPr>
-          <w:lang w:val="ar_AE" w:bidi="ar_AE"/>
-        </w:rPr>
-      </w:r>
-    </w:p>
-    <w:p>
-      <w:pPr>
-        <w:bidi/>
-      </w:pPr>
-      <w:r>
-        <w:rPr>
-          <w:lang w:val="ar_AE" w:bidi="ar_AE"/>
-        </w:rPr>
-      </w:r>
-      <w:r>
-        <w:rPr>
-          <w:vertAlign w:val="superscript"/>
+          <w:rtl/>
+          <w:cs/>
           <w:lang w:val="ar_AE" w:bidi="ar_AE"/>
         </w:rPr>
         <w:t>15</w:t>
       </w:r>
       <w:r>
         <w:rPr>
-          <w:lang w:val="ar_AE" w:bidi="ar_AE"/>
-        </w:rPr>
-        <w:t xml:space="preserve"> تَكَلَّمْ بِهَذِهِ، وَعِظْ، وَوَبِّخْ بِكُلِّ سُلْطَانٍ. لَا يَسْتَهِنْ بِكَ أَحَدٌ.</w:t>
-      </w:r>
-      <w:r>
-        <w:rPr>
-          <w:lang w:val="ar_AE" w:bidi="ar_AE"/>
-        </w:rPr>
-      </w:r>
-      <w:r>
-        <w:rPr>
-          <w:lang w:val="ar_AE" w:bidi="ar_AE"/>
-        </w:rPr>
-      </w:r>
-    </w:p>
-    <w:p>
-      <w:pPr>
-        <w:bidi/>
-      </w:pPr>
-      <w:r>
-        <w:rPr>
-          <w:lang w:val="ar_AE" w:bidi="ar_AE"/>
-        </w:rPr>
-      </w:r>
-    </w:p>
-    <w:p>
-      <w:pPr>
-        <w:pStyle w:val="Heading2"/>
-        <w:bidi/>
-      </w:pPr>
-      <w:r>
-        <w:rPr>
-          <w:lang w:val="ar_AE" w:bidi="ar_AE"/>
-        </w:rPr>
-        <w:t>Titus 3:1</w:t>
-      </w:r>
-      <w:r>
-        <w:rPr>
-          <w:lang w:val="ar_AE" w:bidi="ar_AE"/>
-        </w:rPr>
-      </w:r>
-    </w:p>
-    <w:p>
-      <w:pPr>
-        <w:bidi/>
-      </w:pPr>
-      <w:r>
-        <w:rPr>
-          <w:lang w:val="ar_AE" w:bidi="ar_AE"/>
-        </w:rPr>
-      </w:r>
-      <w:r>
-        <w:rPr>
-          <w:vertAlign w:val="superscript"/>
-          <w:lang w:val="ar_AE" w:bidi="ar_AE"/>
-        </w:rPr>
-        <w:t>1</w:t>
-      </w:r>
-      <w:r>
-        <w:rPr>
-          <w:lang w:val="ar_AE" w:bidi="ar_AE"/>
-        </w:rPr>
-        <w:t xml:space="preserve"> ذَكِّرْهُمْ أَنْ يَخْضَعُوا لِلرِّيَاسَاتِ وَٱلسَّلَاطِينِ، وَيُطِيعُوا، وَيَكُونُوا مُسْتَعِدِّينَ لِكُلِّ عَمَلٍ صَالِحٍ،</w:t>
-      </w:r>
-      <w:r>
-        <w:rPr>
-          <w:lang w:val="ar_AE" w:bidi="ar_AE"/>
-        </w:rPr>
-      </w:r>
-      <w:r>
-        <w:rPr>
-          <w:lang w:val="ar_AE" w:bidi="ar_AE"/>
-        </w:rPr>
-      </w:r>
-    </w:p>
-    <w:p>
-      <w:pPr>
-        <w:bidi/>
-      </w:pPr>
-      <w:r>
-        <w:rPr>
-          <w:lang w:val="ar_AE" w:bidi="ar_AE"/>
-        </w:rPr>
-      </w:r>
-    </w:p>
-    <w:p>
-      <w:pPr>
-        <w:bidi/>
-      </w:pPr>
-      <w:r>
-        <w:rPr>
-          <w:lang w:val="ar_AE" w:bidi="ar_AE"/>
-        </w:rPr>
-      </w:r>
-      <w:r>
-        <w:rPr>
-          <w:vertAlign w:val="superscript"/>
-          <w:lang w:val="ar_AE" w:bidi="ar_AE"/>
-        </w:rPr>
-        <w:t>2</w:t>
-      </w:r>
-      <w:r>
-        <w:rPr>
-          <w:lang w:val="ar_AE" w:bidi="ar_AE"/>
-        </w:rPr>
-        <w:t xml:space="preserve"> وَلَا يَطْعَنُوا فِي أَحَدٍ، وَيَكُونُوا غَيْرَ مُخَاصِمِينَ، حُلَمَاءَ، مُظْهِرِينَ كُلَّ وَدَاعَةٍ لِجَمِيعِ ٱلنَّاسِ.</w:t>
-      </w:r>
-      <w:r>
-        <w:rPr>
-          <w:lang w:val="ar_AE" w:bidi="ar_AE"/>
-        </w:rPr>
-      </w:r>
-      <w:r>
-        <w:rPr>
-          <w:lang w:val="ar_AE" w:bidi="ar_AE"/>
-        </w:rPr>
-      </w:r>
-    </w:p>
-    <w:p>
-      <w:pPr>
-        <w:bidi/>
-      </w:pPr>
-      <w:r>
-        <w:rPr>
-          <w:lang w:val="ar_AE" w:bidi="ar_AE"/>
-        </w:rPr>
-      </w:r>
-    </w:p>
-    <w:p>
-      <w:pPr>
-        <w:bidi/>
-      </w:pPr>
-      <w:r>
-        <w:rPr>
-          <w:lang w:val="ar_AE" w:bidi="ar_AE"/>
-        </w:rPr>
-      </w:r>
-      <w:r>
-        <w:rPr>
-          <w:vertAlign w:val="superscript"/>
-          <w:lang w:val="ar_AE" w:bidi="ar_AE"/>
-        </w:rPr>
-        <w:t>3</w:t>
-      </w:r>
-      <w:r>
-        <w:rPr>
-          <w:lang w:val="ar_AE" w:bidi="ar_AE"/>
-        </w:rPr>
-        <w:t xml:space="preserve"> لِأَنَّنَا كُنَّا نَحْنُ أَيْضًا قَبْلًا أَغْبِيَاءَ، غَيْرَ طَائِعِينَ، ضَالِّينَ، مُسْتَعْبَدِينَ لِشَهَوَاتٍ وَلَذَّاتٍ مُخْتَلِفَةٍ، عَائِشِينَ فِي ٱلْخُبْثِ وَٱلْحَسَدِ، مَمْقُوتِينَ، مُبْغِضِينَ بَعْضُنَا بَعْضًا.</w:t>
-      </w:r>
-      <w:r>
-        <w:rPr>
-          <w:lang w:val="ar_AE" w:bidi="ar_AE"/>
-        </w:rPr>
-      </w:r>
-      <w:r>
-        <w:rPr>
-          <w:lang w:val="ar_AE" w:bidi="ar_AE"/>
-        </w:rPr>
-      </w:r>
-    </w:p>
-    <w:p>
-      <w:pPr>
-        <w:bidi/>
-      </w:pPr>
-      <w:r>
-        <w:rPr>
-          <w:lang w:val="ar_AE" w:bidi="ar_AE"/>
-        </w:rPr>
-      </w:r>
-    </w:p>
-    <w:p>
-      <w:pPr>
-        <w:bidi/>
-      </w:pPr>
-      <w:r>
-        <w:rPr>
-          <w:lang w:val="ar_AE" w:bidi="ar_AE"/>
-        </w:rPr>
-      </w:r>
-      <w:r>
-        <w:rPr>
-          <w:vertAlign w:val="superscript"/>
-          <w:lang w:val="ar_AE" w:bidi="ar_AE"/>
-        </w:rPr>
-        <w:t>4</w:t>
-      </w:r>
-      <w:r>
-        <w:rPr>
-          <w:lang w:val="ar_AE" w:bidi="ar_AE"/>
-        </w:rPr>
-        <w:t xml:space="preserve"> وَلَكِنْ حِينَ ظَهَرَ لُطْفُ مُخَلِّصِنَا ٱللهِ وَإِحْسَانُهُ -</w:t>
-      </w:r>
-      <w:r>
-        <w:rPr>
-          <w:lang w:val="ar_AE" w:bidi="ar_AE"/>
-        </w:rPr>
-      </w:r>
-      <w:r>
-        <w:rPr>
-          <w:lang w:val="ar_AE" w:bidi="ar_AE"/>
-        </w:rPr>
-      </w:r>
-    </w:p>
-    <w:p>
-      <w:pPr>
-        <w:bidi/>
-      </w:pPr>
-      <w:r>
-        <w:rPr>
-          <w:lang w:val="ar_AE" w:bidi="ar_AE"/>
-        </w:rPr>
-      </w:r>
-    </w:p>
-    <w:p>
-      <w:pPr>
-        <w:bidi/>
-      </w:pPr>
-      <w:r>
-        <w:rPr>
-          <w:lang w:val="ar_AE" w:bidi="ar_AE"/>
-        </w:rPr>
-      </w:r>
-      <w:r>
-        <w:rPr>
-          <w:vertAlign w:val="superscript"/>
-          <w:lang w:val="ar_AE" w:bidi="ar_AE"/>
-        </w:rPr>
-        <w:t>5</w:t>
-      </w:r>
-      <w:r>
-        <w:rPr>
-          <w:lang w:val="ar_AE" w:bidi="ar_AE"/>
-        </w:rPr>
-        <w:t xml:space="preserve"> لَا بِأَعْمَالٍ فِي بِرٍّ عَمِلْنَاهَا نَحْنُ، بَلْ بِمُقْتَضَى رَحْمَتِهِ - خَلَّصَنَا بِغُسْلِ ٱلْمِيلَادِ ٱلثَّانِي وَتَجْدِيدِ ٱلرُّوحِ ٱلْقُدُسِ،</w:t>
-      </w:r>
-      <w:r>
-        <w:rPr>
-          <w:lang w:val="ar_AE" w:bidi="ar_AE"/>
-        </w:rPr>
-      </w:r>
-      <w:r>
-        <w:rPr>
-          <w:lang w:val="ar_AE" w:bidi="ar_AE"/>
-        </w:rPr>
-      </w:r>
-    </w:p>
-    <w:p>
-      <w:pPr>
-        <w:bidi/>
-      </w:pPr>
-      <w:r>
-        <w:rPr>
-          <w:lang w:val="ar_AE" w:bidi="ar_AE"/>
-        </w:rPr>
-      </w:r>
-    </w:p>
-    <w:p>
-      <w:pPr>
-        <w:bidi/>
-      </w:pPr>
-      <w:r>
-        <w:rPr>
-          <w:lang w:val="ar_AE" w:bidi="ar_AE"/>
-        </w:rPr>
-      </w:r>
-      <w:r>
-        <w:rPr>
-          <w:vertAlign w:val="superscript"/>
-          <w:lang w:val="ar_AE" w:bidi="ar_AE"/>
-        </w:rPr>
-        <w:t>6</w:t>
-      </w:r>
-      <w:r>
-        <w:rPr>
-          <w:lang w:val="ar_AE" w:bidi="ar_AE"/>
-        </w:rPr>
-        <w:t xml:space="preserve"> ٱلَّذِي سَكَبَهُ بِغِنًى عَلَيْنَا بِيَسُوعَ ٱلْمَسِيحِ مُخَلِّصِنَا.</w:t>
-      </w:r>
-      <w:r>
-        <w:rPr>
-          <w:lang w:val="ar_AE" w:bidi="ar_AE"/>
-        </w:rPr>
-      </w:r>
-      <w:r>
-        <w:rPr>
-          <w:lang w:val="ar_AE" w:bidi="ar_AE"/>
-        </w:rPr>
-      </w:r>
-    </w:p>
-    <w:p>
-      <w:pPr>
-        <w:bidi/>
-      </w:pPr>
-      <w:r>
-        <w:rPr>
-          <w:lang w:val="ar_AE" w:bidi="ar_AE"/>
-        </w:rPr>
-      </w:r>
-    </w:p>
-    <w:p>
-      <w:pPr>
-        <w:bidi/>
-      </w:pPr>
-      <w:r>
-        <w:rPr>
-          <w:lang w:val="ar_AE" w:bidi="ar_AE"/>
-        </w:rPr>
-      </w:r>
-      <w:r>
-        <w:rPr>
-          <w:vertAlign w:val="superscript"/>
-          <w:lang w:val="ar_AE" w:bidi="ar_AE"/>
-        </w:rPr>
-        <w:t>7</w:t>
-      </w:r>
-      <w:r>
-        <w:rPr>
-          <w:lang w:val="ar_AE" w:bidi="ar_AE"/>
-        </w:rPr>
-        <w:t xml:space="preserve"> حَتَّى إِذَا تَبَرَّرْنَا بِنِعْمَتِهِ، نَصِيرُ وَرَثَةً حَسَبَ رَجَاءِ ٱلْحَيَاةِ ٱلْأَبَدِيَّةِ.</w:t>
-      </w:r>
-      <w:r>
-        <w:rPr>
-          <w:lang w:val="ar_AE" w:bidi="ar_AE"/>
-        </w:rPr>
-      </w:r>
-      <w:r>
-        <w:rPr>
-          <w:lang w:val="ar_AE" w:bidi="ar_AE"/>
-        </w:rPr>
-      </w:r>
-    </w:p>
-    <w:p>
-      <w:pPr>
-        <w:bidi/>
-      </w:pPr>
-      <w:r>
-        <w:rPr>
-          <w:lang w:val="ar_AE" w:bidi="ar_AE"/>
-        </w:rPr>
-      </w:r>
-    </w:p>
-    <w:p>
-      <w:pPr>
-        <w:bidi/>
-      </w:pPr>
-      <w:r>
-        <w:rPr>
-          <w:lang w:val="ar_AE" w:bidi="ar_AE"/>
-        </w:rPr>
-      </w:r>
-      <w:r>
-        <w:rPr>
-          <w:vertAlign w:val="superscript"/>
-          <w:lang w:val="ar_AE" w:bidi="ar_AE"/>
-        </w:rPr>
-        <w:t>8</w:t>
-      </w:r>
-      <w:r>
-        <w:rPr>
-          <w:lang w:val="ar_AE" w:bidi="ar_AE"/>
-        </w:rPr>
-        <w:t xml:space="preserve"> صَادِقَةٌ هِيَ ٱلْكَلِمَةُ. وَأُرِيدُ أَنْ تُقَرِّرَ هَذِهِ ٱلْأُمُورَ، لِكَيْ يَهْتَمَّ ٱلَّذِينَ آمَنُوا بِٱللهِ أَنْ يُمَارِسُوا أَعْمَالًا حَسَنَةً. فَإِنَّ هَذِهِ ٱلْأُمُورَ هِيَ ٱلْحَسَنَةُ وَٱلنَّافِعَةُ لِلنَّاسِ.</w:t>
-      </w:r>
-      <w:r>
-        <w:rPr>
-          <w:lang w:val="ar_AE" w:bidi="ar_AE"/>
-        </w:rPr>
-      </w:r>
-      <w:r>
-        <w:rPr>
-          <w:lang w:val="ar_AE" w:bidi="ar_AE"/>
-        </w:rPr>
-      </w:r>
-    </w:p>
-    <w:p>
-      <w:pPr>
-        <w:bidi/>
-      </w:pPr>
-      <w:r>
-        <w:rPr>
-          <w:lang w:val="ar_AE" w:bidi="ar_AE"/>
-        </w:rPr>
-      </w:r>
-    </w:p>
-    <w:p>
-      <w:pPr>
-        <w:bidi/>
-      </w:pPr>
-      <w:r>
-        <w:rPr>
-          <w:lang w:val="ar_AE" w:bidi="ar_AE"/>
-        </w:rPr>
-      </w:r>
-      <w:r>
-        <w:rPr>
-          <w:vertAlign w:val="superscript"/>
-          <w:lang w:val="ar_AE" w:bidi="ar_AE"/>
-        </w:rPr>
-        <w:t>9</w:t>
-      </w:r>
-      <w:r>
-        <w:rPr>
-          <w:lang w:val="ar_AE" w:bidi="ar_AE"/>
-        </w:rPr>
-        <w:t xml:space="preserve"> وَأَمَّا ٱلْمُبَاحَثَاتُ ٱلْغَبِيَّةُ، وَٱلْأَنْسَابُ، وَٱلْخُصُومَاتُ، وَٱلْمُنَازَعَاتُ ٱلنَّامُوسِيةُ فَٱجْتَنِبْهَا، لِأَنَّهَا غَيْرُ نَافِعَةٍ، وَبَاطِلَةٌ.</w:t>
-      </w:r>
-      <w:r>
-        <w:rPr>
-          <w:lang w:val="ar_AE" w:bidi="ar_AE"/>
-        </w:rPr>
-      </w:r>
-      <w:r>
-        <w:rPr>
-          <w:lang w:val="ar_AE" w:bidi="ar_AE"/>
-        </w:rPr>
-      </w:r>
-    </w:p>
-    <w:p>
-      <w:pPr>
-        <w:bidi/>
-      </w:pPr>
-      <w:r>
-        <w:rPr>
-          <w:lang w:val="ar_AE" w:bidi="ar_AE"/>
-        </w:rPr>
-      </w:r>
-    </w:p>
-    <w:p>
-      <w:pPr>
-        <w:bidi/>
-      </w:pPr>
-      <w:r>
-        <w:rPr>
-          <w:lang w:val="ar_AE" w:bidi="ar_AE"/>
-        </w:rPr>
-      </w:r>
-      <w:r>
-        <w:rPr>
-          <w:vertAlign w:val="superscript"/>
-          <w:lang w:val="ar_AE" w:bidi="ar_AE"/>
-        </w:rPr>
-        <w:t>10</w:t>
-      </w:r>
-      <w:r>
-        <w:rPr>
-          <w:lang w:val="ar_AE" w:bidi="ar_AE"/>
-        </w:rPr>
-        <w:t xml:space="preserve"> اَلرَّجُلُ ٱلْمُبْتَدِعُ بَعْدَ ٱلْإِنْذَارِ مَرَّةً وَمَرَّتَيْنِ، أَعْرِضْ عَنْهُ.</w:t>
-      </w:r>
-      <w:r>
-        <w:rPr>
-          <w:lang w:val="ar_AE" w:bidi="ar_AE"/>
-        </w:rPr>
-      </w:r>
-      <w:r>
-        <w:rPr>
-          <w:lang w:val="ar_AE" w:bidi="ar_AE"/>
-        </w:rPr>
-      </w:r>
-    </w:p>
-    <w:p>
-      <w:pPr>
-        <w:bidi/>
-      </w:pPr>
-      <w:r>
-        <w:rPr>
-          <w:lang w:val="ar_AE" w:bidi="ar_AE"/>
-        </w:rPr>
-      </w:r>
-    </w:p>
-    <w:p>
-      <w:pPr>
-        <w:bidi/>
-      </w:pPr>
-      <w:r>
-        <w:rPr>
-          <w:lang w:val="ar_AE" w:bidi="ar_AE"/>
-        </w:rPr>
-      </w:r>
-      <w:r>
-        <w:rPr>
-          <w:vertAlign w:val="superscript"/>
-          <w:lang w:val="ar_AE" w:bidi="ar_AE"/>
-        </w:rPr>
-        <w:t>11</w:t>
-      </w:r>
-      <w:r>
-        <w:rPr>
-          <w:lang w:val="ar_AE" w:bidi="ar_AE"/>
-        </w:rPr>
-        <w:t xml:space="preserve"> عَالِمًا أَنَّ مِثْلَ هَذَا قَدِ ٱنْحَرَفَ، وَهُوَ يُخْطِئُ مَحْكُومًا عَلَيْهِ مِنْ نَفْسِهِ.</w:t>
-      </w:r>
-      <w:r>
-        <w:rPr>
-          <w:lang w:val="ar_AE" w:bidi="ar_AE"/>
-        </w:rPr>
-      </w:r>
-      <w:r>
-        <w:rPr>
-          <w:lang w:val="ar_AE" w:bidi="ar_AE"/>
-        </w:rPr>
-      </w:r>
-    </w:p>
-    <w:p>
-      <w:pPr>
-        <w:bidi/>
-      </w:pPr>
-      <w:r>
-        <w:rPr>
-          <w:lang w:val="ar_AE" w:bidi="ar_AE"/>
-        </w:rPr>
-      </w:r>
-    </w:p>
-    <w:p>
-      <w:pPr>
-        <w:bidi/>
-      </w:pPr>
-      <w:r>
-        <w:rPr>
-          <w:lang w:val="ar_AE" w:bidi="ar_AE"/>
-        </w:rPr>
-      </w:r>
-      <w:r>
-        <w:rPr>
-          <w:vertAlign w:val="superscript"/>
-          <w:lang w:val="ar_AE" w:bidi="ar_AE"/>
-        </w:rPr>
-        <w:t>12</w:t>
-      </w:r>
-      <w:r>
-        <w:rPr>
-          <w:lang w:val="ar_AE" w:bidi="ar_AE"/>
-        </w:rPr>
-        <w:t xml:space="preserve"> حِينَمَا أُرْسِلُ إِلَيْكَ أَرْتِيمَاسَ أَوْ تِيخِيكُسَ، بَادِرْ أَنْ تَأْتِيَ إِلَيَّ إِلَى نِيكُوبُولِيسَ، لِأَنِّي عَزَمْتُ أَنْ أُشَتِّيَ هُنَاكَ.</w:t>
-      </w:r>
-      <w:r>
-        <w:rPr>
-          <w:lang w:val="ar_AE" w:bidi="ar_AE"/>
-        </w:rPr>
-      </w:r>
-      <w:r>
-        <w:rPr>
-          <w:lang w:val="ar_AE" w:bidi="ar_AE"/>
-        </w:rPr>
-      </w:r>
-    </w:p>
-    <w:p>
-      <w:pPr>
-        <w:bidi/>
-      </w:pPr>
-      <w:r>
-        <w:rPr>
-          <w:lang w:val="ar_AE" w:bidi="ar_AE"/>
-        </w:rPr>
-      </w:r>
-    </w:p>
-    <w:p>
-      <w:pPr>
-        <w:bidi/>
-      </w:pPr>
-      <w:r>
-        <w:rPr>
-          <w:lang w:val="ar_AE" w:bidi="ar_AE"/>
-        </w:rPr>
-      </w:r>
-      <w:r>
-        <w:rPr>
-          <w:vertAlign w:val="superscript"/>
-          <w:lang w:val="ar_AE" w:bidi="ar_AE"/>
-        </w:rPr>
-        <w:t>13</w:t>
-      </w:r>
-      <w:r>
-        <w:rPr>
-          <w:lang w:val="ar_AE" w:bidi="ar_AE"/>
-        </w:rPr>
-        <w:t xml:space="preserve"> جَهِّزْ زِينَاسَ ٱلنَّامُوسِيَّ وَأَبُلُّوسَ بِٱجْتِهَادٍ لِلسَّفَرِ حَتَّى لَا يُعْوِزَهُمَا شَيْءٌ.</w:t>
-      </w:r>
-      <w:r>
-        <w:rPr>
-          <w:lang w:val="ar_AE" w:bidi="ar_AE"/>
-        </w:rPr>
-      </w:r>
-      <w:r>
-        <w:rPr>
-          <w:lang w:val="ar_AE" w:bidi="ar_AE"/>
-        </w:rPr>
-      </w:r>
-    </w:p>
-    <w:p>
-      <w:pPr>
-        <w:bidi/>
-      </w:pPr>
-      <w:r>
-        <w:rPr>
-          <w:lang w:val="ar_AE" w:bidi="ar_AE"/>
-        </w:rPr>
-      </w:r>
-    </w:p>
-    <w:p>
-      <w:pPr>
-        <w:bidi/>
-      </w:pPr>
-      <w:r>
-        <w:rPr>
-          <w:lang w:val="ar_AE" w:bidi="ar_AE"/>
-        </w:rPr>
-      </w:r>
-      <w:r>
-        <w:rPr>
-          <w:vertAlign w:val="superscript"/>
-          <w:lang w:val="ar_AE" w:bidi="ar_AE"/>
-        </w:rPr>
-        <w:t>14</w:t>
-      </w:r>
-      <w:r>
-        <w:rPr>
-          <w:lang w:val="ar_AE" w:bidi="ar_AE"/>
-        </w:rPr>
-        <w:t xml:space="preserve"> وَلْيَتَعَلَّمْ مَنْ لَنَا أَيْضًا أَنْ يُمَارِسُوا أَعْمَالًا حَسَنَةً لِلْحَاجَاتِ ٱلضَّرُورِيَّةِ، حَتَّى لَا يَكُونُوا بِلَا ثَمَرٍ.</w:t>
-      </w:r>
-      <w:r>
-        <w:rPr>
-          <w:lang w:val="ar_AE" w:bidi="ar_AE"/>
-        </w:rPr>
-      </w:r>
-      <w:r>
-        <w:rPr>
-          <w:lang w:val="ar_AE" w:bidi="ar_AE"/>
-        </w:rPr>
-      </w:r>
-    </w:p>
-    <w:p>
-      <w:pPr>
-        <w:bidi/>
-      </w:pPr>
-      <w:r>
-        <w:rPr>
-          <w:lang w:val="ar_AE" w:bidi="ar_AE"/>
-        </w:rPr>
-      </w:r>
-    </w:p>
-    <w:p>
-      <w:pPr>
-        <w:bidi/>
-      </w:pPr>
-      <w:r>
-        <w:rPr>
-          <w:lang w:val="ar_AE" w:bidi="ar_AE"/>
-        </w:rPr>
-      </w:r>
-      <w:r>
-        <w:rPr>
-          <w:vertAlign w:val="superscript"/>
-          <w:lang w:val="ar_AE" w:bidi="ar_AE"/>
-        </w:rPr>
-        <w:t>15</w:t>
-      </w:r>
-      <w:r>
-        <w:rPr>
+          <w:rtl/>
+          <w:cs/>
           <w:lang w:val="ar_AE" w:bidi="ar_AE"/>
         </w:rPr>
         <w:t xml:space="preserve"> يُسَلِّمُ عَلَيْكَ ٱلَّذِينَ مَعِي جَمِيعًا. سَلِّمْ عَلَى ٱلَّذِينَ يُحِبُّونَنَا فِي ٱلْإِيمَانِ. اَلنِّعْمَةُ مَعَ جَمِيعِكُمْ. آمِينَ.</w:t>
-      </w:r>
-      <w:r>
-        <w:rPr>
-          <w:lang w:val="ar_AE" w:bidi="ar_AE"/>
-        </w:rPr>
-      </w:r>
-      <w:r>
-        <w:rPr>
-          <w:lang w:val="ar_AE" w:bidi="ar_AE"/>
-        </w:rPr>
       </w:r>
     </w:p>
     <w:sectPr>
